--- a/Raylib Commands.docx
+++ b/Raylib Commands.docx
@@ -1915,6 +1915,3231 @@
           <w:lang w:val="en-US"/>
         </w:rPr>
         <w:t xml:space="preserve"> game.</w:t>
+      </w:r>
+    </w:p>
+    <w:p>
+      <w:pPr>
+        <w:rPr>
+          <w:lang w:val="en-US"/>
+        </w:rPr>
+      </w:pPr>
+      <w:r>
+        <w:rPr>
+          <w:lang w:val="en-US"/>
+        </w:rPr>
+        <w:br w:type="page"/>
+      </w:r>
+    </w:p>
+    <w:p>
+      <w:pPr>
+        <w:rPr>
+          <w:lang w:val="en-US"/>
+        </w:rPr>
+      </w:pPr>
+      <w:r>
+        <w:rPr>
+          <w:lang w:val="en-US"/>
+        </w:rPr>
+        <w:lastRenderedPageBreak/>
+        <w:t xml:space="preserve">Here is the complete, cleanly structured reference guide in English for all the </w:t>
+      </w:r>
+      <w:proofErr w:type="spellStart"/>
+      <w:r>
+        <w:rPr>
+          <w:lang w:val="en-US"/>
+        </w:rPr>
+        <w:t>Raylib</w:t>
+      </w:r>
+      <w:proofErr w:type="spellEnd"/>
+      <w:r>
+        <w:rPr>
+          <w:lang w:val="en-US"/>
+        </w:rPr>
+        <w:t xml:space="preserve"> commands and concepts used in your Pong game.</w:t>
+      </w:r>
+    </w:p>
+    <w:p>
+      <w:pPr>
+        <w:rPr>
+          <w:lang w:val="en-US"/>
+        </w:rPr>
+      </w:pPr>
+      <w:r>
+        <w:rPr>
+          <w:lang w:val="en-US"/>
+        </w:rPr>
+        <w:br/>
+      </w:r>
+    </w:p>
+    <w:p>
+      <w:pPr>
+        <w:rPr>
+          <w:b/>
+          <w:bCs/>
+          <w:lang w:val="en-US"/>
+        </w:rPr>
+      </w:pPr>
+      <w:r>
+        <w:rPr>
+          <w:b/>
+          <w:bCs/>
+          <w:lang w:val="en-US"/>
+        </w:rPr>
+        <w:t>Compilation Command (Windows / GCC)</w:t>
+      </w:r>
+    </w:p>
+    <w:p>
+      <w:pPr>
+        <w:rPr>
+          <w:lang w:val="en-US"/>
+        </w:rPr>
+      </w:pPr>
+      <w:r>
+        <w:rPr>
+          <w:lang w:val="en-US"/>
+        </w:rPr>
+        <w:t>DOS</w:t>
+      </w:r>
+    </w:p>
+    <w:p>
+      <w:pPr>
+        <w:rPr>
+          <w:lang w:val="en-US"/>
+        </w:rPr>
+      </w:pPr>
+      <w:r>
+        <w:rPr>
+          <w:lang w:val="en-US"/>
+        </w:rPr>
+        <w:t>g++ -std=</w:t>
+      </w:r>
+      <w:proofErr w:type="spellStart"/>
+      <w:r>
+        <w:rPr>
+          <w:lang w:val="en-US"/>
+        </w:rPr>
+        <w:t>c++</w:t>
+      </w:r>
+      <w:proofErr w:type="spellEnd"/>
+      <w:r>
+        <w:rPr>
+          <w:lang w:val="en-US"/>
+        </w:rPr>
+        <w:t>17 -Wall -IC:/</w:t>
+      </w:r>
+      <w:proofErr w:type="spellStart"/>
+      <w:r>
+        <w:rPr>
+          <w:lang w:val="en-US"/>
+        </w:rPr>
+        <w:t>raylib</w:t>
+      </w:r>
+      <w:proofErr w:type="spellEnd"/>
+      <w:r>
+        <w:rPr>
+          <w:lang w:val="en-US"/>
+        </w:rPr>
+        <w:t>/</w:t>
+      </w:r>
+      <w:proofErr w:type="spellStart"/>
+      <w:r>
+        <w:rPr>
+          <w:lang w:val="en-US"/>
+        </w:rPr>
+        <w:t>raylib</w:t>
+      </w:r>
+      <w:proofErr w:type="spellEnd"/>
+      <w:r>
+        <w:rPr>
+          <w:lang w:val="en-US"/>
+        </w:rPr>
+        <w:t>/</w:t>
+      </w:r>
+      <w:proofErr w:type="spellStart"/>
+      <w:r>
+        <w:rPr>
+          <w:lang w:val="en-US"/>
+        </w:rPr>
+        <w:t>src</w:t>
+      </w:r>
+      <w:proofErr w:type="spellEnd"/>
+      <w:r>
+        <w:rPr>
+          <w:lang w:val="en-US"/>
+        </w:rPr>
+        <w:t xml:space="preserve"> main.cpp -LC:/</w:t>
+      </w:r>
+      <w:proofErr w:type="spellStart"/>
+      <w:r>
+        <w:rPr>
+          <w:lang w:val="en-US"/>
+        </w:rPr>
+        <w:t>raylib</w:t>
+      </w:r>
+      <w:proofErr w:type="spellEnd"/>
+      <w:r>
+        <w:rPr>
+          <w:lang w:val="en-US"/>
+        </w:rPr>
+        <w:t>/</w:t>
+      </w:r>
+      <w:proofErr w:type="spellStart"/>
+      <w:r>
+        <w:rPr>
+          <w:lang w:val="en-US"/>
+        </w:rPr>
+        <w:t>raylib</w:t>
+      </w:r>
+      <w:proofErr w:type="spellEnd"/>
+      <w:r>
+        <w:rPr>
+          <w:lang w:val="en-US"/>
+        </w:rPr>
+        <w:t>/</w:t>
+      </w:r>
+      <w:proofErr w:type="spellStart"/>
+      <w:r>
+        <w:rPr>
+          <w:lang w:val="en-US"/>
+        </w:rPr>
+        <w:t>src</w:t>
+      </w:r>
+      <w:proofErr w:type="spellEnd"/>
+      <w:r>
+        <w:rPr>
+          <w:lang w:val="en-US"/>
+        </w:rPr>
+        <w:t xml:space="preserve"> -</w:t>
+      </w:r>
+      <w:proofErr w:type="spellStart"/>
+      <w:r>
+        <w:rPr>
+          <w:lang w:val="en-US"/>
+        </w:rPr>
+        <w:t>lraylib</w:t>
+      </w:r>
+      <w:proofErr w:type="spellEnd"/>
+      <w:r>
+        <w:rPr>
+          <w:lang w:val="en-US"/>
+        </w:rPr>
+        <w:t xml:space="preserve"> -lopengl32 -lgdi32 -</w:t>
+      </w:r>
+      <w:proofErr w:type="spellStart"/>
+      <w:r>
+        <w:rPr>
+          <w:lang w:val="en-US"/>
+        </w:rPr>
+        <w:t>lwinmm</w:t>
+      </w:r>
+      <w:proofErr w:type="spellEnd"/>
+      <w:r>
+        <w:rPr>
+          <w:lang w:val="en-US"/>
+        </w:rPr>
+        <w:t xml:space="preserve"> -o main.exe; .\main.exe</w:t>
+      </w:r>
+    </w:p>
+    <w:p>
+      <w:pPr>
+        <w:rPr>
+          <w:b/>
+          <w:bCs/>
+          <w:lang w:val="en-US"/>
+        </w:rPr>
+      </w:pPr>
+      <w:proofErr w:type="spellStart"/>
+      <w:r>
+        <w:rPr>
+          <w:b/>
+          <w:bCs/>
+          <w:lang w:val="en-US"/>
+        </w:rPr>
+        <w:t>Raylib</w:t>
+      </w:r>
+      <w:proofErr w:type="spellEnd"/>
+      <w:r>
+        <w:rPr>
+          <w:b/>
+          <w:bCs/>
+          <w:lang w:val="en-US"/>
+        </w:rPr>
+        <w:t xml:space="preserve"> Command Reference</w:t>
+      </w:r>
+    </w:p>
+    <w:p>
+      <w:pPr>
+        <w:rPr>
+          <w:lang w:val="en-US"/>
+        </w:rPr>
+      </w:pPr>
+      <w:r>
+        <w:rPr>
+          <w:lang w:val="en-US"/>
+        </w:rPr>
+        <w:t xml:space="preserve">This summary breaks down the core architecture of your Pong game into four essential categories: </w:t>
+      </w:r>
+      <w:r>
+        <w:rPr>
+          <w:b/>
+          <w:bCs/>
+          <w:lang w:val="en-US"/>
+        </w:rPr>
+        <w:t>Window Management</w:t>
+      </w:r>
+      <w:r>
+        <w:rPr>
+          <w:lang w:val="en-US"/>
+        </w:rPr>
+        <w:t xml:space="preserve">, </w:t>
+      </w:r>
+      <w:r>
+        <w:rPr>
+          <w:b/>
+          <w:bCs/>
+          <w:lang w:val="en-US"/>
+        </w:rPr>
+        <w:t>Rendering Loop</w:t>
+      </w:r>
+      <w:r>
+        <w:rPr>
+          <w:lang w:val="en-US"/>
+        </w:rPr>
+        <w:t xml:space="preserve">, </w:t>
+      </w:r>
+      <w:r>
+        <w:rPr>
+          <w:b/>
+          <w:bCs/>
+          <w:lang w:val="en-US"/>
+        </w:rPr>
+        <w:t>Drawing Utilities</w:t>
+      </w:r>
+      <w:r>
+        <w:rPr>
+          <w:lang w:val="en-US"/>
+        </w:rPr>
+        <w:t xml:space="preserve">, and </w:t>
+      </w:r>
+      <w:r>
+        <w:rPr>
+          <w:b/>
+          <w:bCs/>
+          <w:lang w:val="en-US"/>
+        </w:rPr>
+        <w:t>Game Logic</w:t>
+      </w:r>
+      <w:r>
+        <w:rPr>
+          <w:lang w:val="en-US"/>
+        </w:rPr>
+        <w:t>.</w:t>
+      </w:r>
+    </w:p>
+    <w:p>
+      <w:pPr>
+        <w:rPr>
+          <w:lang w:val="en-US"/>
+        </w:rPr>
+      </w:pPr>
+      <w:r>
+        <w:rPr>
+          <w:lang w:val="en-US"/>
+        </w:rPr>
+        <w:br/>
+      </w:r>
+    </w:p>
+    <w:p>
+      <w:pPr>
+        <w:rPr>
+          <w:b/>
+          <w:bCs/>
+          <w:lang w:val="en-US"/>
+        </w:rPr>
+      </w:pPr>
+      <w:r>
+        <w:rPr>
+          <w:b/>
+          <w:bCs/>
+          <w:lang w:val="en-US"/>
+        </w:rPr>
+        <w:t>1. Window &amp; Basic Setup</w:t>
+      </w:r>
+    </w:p>
+    <w:p>
+      <w:pPr>
+        <w:rPr>
+          <w:lang w:val="en-US"/>
+        </w:rPr>
+      </w:pPr>
+      <w:r>
+        <w:rPr>
+          <w:lang w:val="en-US"/>
+        </w:rPr>
+        <w:t>These functions initialize your game environment, maintain window parameters, and manage frame timing.</w:t>
+      </w:r>
+    </w:p>
+    <w:p>
+      <w:pPr>
+        <w:rPr>
+          <w:lang w:val="en-US"/>
+        </w:rPr>
+      </w:pPr>
+      <w:r>
+        <w:rPr>
+          <w:lang w:val="en-US"/>
+        </w:rPr>
+        <w:br/>
+      </w:r>
+    </w:p>
+    <w:p>
+      <w:pPr>
+        <w:numPr>
+          <w:ilvl w:val="0"/>
+          <w:numId w:val="14"/>
+        </w:numPr>
+      </w:pPr>
+      <w:proofErr w:type="spellStart"/>
+      <w:proofErr w:type="gramStart"/>
+      <w:r>
+        <w:t>InitWindow</w:t>
+      </w:r>
+      <w:proofErr w:type="spellEnd"/>
+      <w:r>
+        <w:t>(</w:t>
+      </w:r>
+      <w:proofErr w:type="spellStart"/>
+      <w:proofErr w:type="gramEnd"/>
+      <w:r>
+        <w:t>width</w:t>
+      </w:r>
+      <w:proofErr w:type="spellEnd"/>
+      <w:r>
+        <w:t xml:space="preserve">, </w:t>
+      </w:r>
+      <w:proofErr w:type="spellStart"/>
+      <w:r>
+        <w:t>height</w:t>
+      </w:r>
+      <w:proofErr w:type="spellEnd"/>
+      <w:r>
+        <w:t>, title)</w:t>
+      </w:r>
+    </w:p>
+    <w:p>
+      <w:pPr>
+        <w:rPr>
+          <w:lang w:val="en-US"/>
+        </w:rPr>
+      </w:pPr>
+      <w:r>
+        <w:rPr>
+          <w:lang w:val="en-US"/>
+        </w:rPr>
+        <w:t xml:space="preserve">Opens the application window with specified pixel dimensions and title bar text. Must be called at the very start of </w:t>
+      </w:r>
+      <w:proofErr w:type="gramStart"/>
+      <w:r>
+        <w:rPr>
+          <w:lang w:val="en-US"/>
+        </w:rPr>
+        <w:t>main(</w:t>
+      </w:r>
+      <w:proofErr w:type="gramEnd"/>
+      <w:r>
+        <w:rPr>
+          <w:lang w:val="en-US"/>
+        </w:rPr>
+        <w:t>).</w:t>
+      </w:r>
+    </w:p>
+    <w:p>
+      <w:pPr>
+        <w:rPr>
+          <w:lang w:val="en-US"/>
+        </w:rPr>
+      </w:pPr>
+      <w:r>
+        <w:rPr>
+          <w:lang w:val="en-US"/>
+        </w:rPr>
+        <w:br/>
+      </w:r>
+    </w:p>
+    <w:p>
+      <w:pPr>
+        <w:rPr>
+          <w:lang w:val="en-US"/>
+        </w:rPr>
+      </w:pPr>
+      <w:r>
+        <w:rPr>
+          <w:lang w:val="en-US"/>
+        </w:rPr>
+        <w:t>C++</w:t>
+      </w:r>
+    </w:p>
+    <w:p>
+      <w:proofErr w:type="spellStart"/>
+      <w:proofErr w:type="gramStart"/>
+      <w:r>
+        <w:t>InitWindow</w:t>
+      </w:r>
+      <w:proofErr w:type="spellEnd"/>
+      <w:r>
+        <w:t>(</w:t>
+      </w:r>
+      <w:proofErr w:type="gramEnd"/>
+      <w:r>
+        <w:t>1280, 800, "My Pong Game!");</w:t>
+      </w:r>
+    </w:p>
+    <w:p>
+      <w:pPr>
+        <w:numPr>
+          <w:ilvl w:val="0"/>
+          <w:numId w:val="14"/>
+        </w:numPr>
+      </w:pPr>
+      <w:proofErr w:type="spellStart"/>
+      <w:proofErr w:type="gramStart"/>
+      <w:r>
+        <w:t>CloseWindow</w:t>
+      </w:r>
+      <w:proofErr w:type="spellEnd"/>
+      <w:r>
+        <w:t>(</w:t>
+      </w:r>
+      <w:proofErr w:type="gramEnd"/>
+      <w:r>
+        <w:t>)</w:t>
+      </w:r>
+    </w:p>
+    <w:p>
+      <w:r>
+        <w:rPr>
+          <w:lang w:val="en-US"/>
+        </w:rPr>
+        <w:t xml:space="preserve">Closes the graphics window and frees hardware resources from memory. </w:t>
+      </w:r>
+      <w:proofErr w:type="spellStart"/>
+      <w:r>
+        <w:t>Called</w:t>
+      </w:r>
+      <w:proofErr w:type="spellEnd"/>
+      <w:r>
+        <w:t xml:space="preserve"> </w:t>
+      </w:r>
+      <w:proofErr w:type="spellStart"/>
+      <w:r>
+        <w:t>right</w:t>
+      </w:r>
+      <w:proofErr w:type="spellEnd"/>
+      <w:r>
+        <w:t xml:space="preserve"> </w:t>
+      </w:r>
+      <w:proofErr w:type="spellStart"/>
+      <w:r>
+        <w:t>before</w:t>
+      </w:r>
+      <w:proofErr w:type="spellEnd"/>
+      <w:r>
+        <w:t xml:space="preserve"> </w:t>
+      </w:r>
+      <w:proofErr w:type="spellStart"/>
+      <w:r>
+        <w:t>exiting</w:t>
+      </w:r>
+      <w:proofErr w:type="spellEnd"/>
+      <w:r>
+        <w:t xml:space="preserve"> </w:t>
+      </w:r>
+      <w:proofErr w:type="spellStart"/>
+      <w:proofErr w:type="gramStart"/>
+      <w:r>
+        <w:t>main</w:t>
+      </w:r>
+      <w:proofErr w:type="spellEnd"/>
+      <w:r>
+        <w:t>(</w:t>
+      </w:r>
+      <w:proofErr w:type="gramEnd"/>
+      <w:r>
+        <w:t>).</w:t>
+      </w:r>
+    </w:p>
+    <w:p/>
+    <w:p>
+      <w:pPr>
+        <w:numPr>
+          <w:ilvl w:val="0"/>
+          <w:numId w:val="14"/>
+        </w:numPr>
+      </w:pPr>
+      <w:proofErr w:type="spellStart"/>
+      <w:r>
+        <w:t>SetTargetFPS</w:t>
+      </w:r>
+      <w:proofErr w:type="spellEnd"/>
+      <w:r>
+        <w:t>(</w:t>
+      </w:r>
+      <w:proofErr w:type="spellStart"/>
+      <w:r>
+        <w:t>fps</w:t>
+      </w:r>
+      <w:proofErr w:type="spellEnd"/>
+      <w:r>
+        <w:t>)</w:t>
+      </w:r>
+    </w:p>
+    <w:p>
+      <w:pPr>
+        <w:rPr>
+          <w:lang w:val="en-US"/>
+        </w:rPr>
+      </w:pPr>
+      <w:r>
+        <w:rPr>
+          <w:lang w:val="en-US"/>
+        </w:rPr>
+        <w:lastRenderedPageBreak/>
+        <w:t>Caps the frame rate (Frames Per Second). Setting this to 60 prevents the game speed from accelerating out of control on high-performance displays.</w:t>
+      </w:r>
+    </w:p>
+    <w:p>
+      <w:pPr>
+        <w:rPr>
+          <w:lang w:val="en-US"/>
+        </w:rPr>
+      </w:pPr>
+      <w:r>
+        <w:rPr>
+          <w:lang w:val="en-US"/>
+        </w:rPr>
+        <w:br/>
+      </w:r>
+    </w:p>
+    <w:p>
+      <w:r>
+        <w:t>C++</w:t>
+      </w:r>
+    </w:p>
+    <w:p>
+      <w:proofErr w:type="spellStart"/>
+      <w:proofErr w:type="gramStart"/>
+      <w:r>
+        <w:t>SetTargetFPS</w:t>
+      </w:r>
+      <w:proofErr w:type="spellEnd"/>
+      <w:r>
+        <w:t>(</w:t>
+      </w:r>
+      <w:proofErr w:type="gramEnd"/>
+      <w:r>
+        <w:t>60);</w:t>
+      </w:r>
+    </w:p>
+    <w:p>
+      <w:pPr>
+        <w:numPr>
+          <w:ilvl w:val="0"/>
+          <w:numId w:val="14"/>
+        </w:numPr>
+      </w:pPr>
+      <w:proofErr w:type="spellStart"/>
+      <w:proofErr w:type="gramStart"/>
+      <w:r>
+        <w:t>GetScreenWidth</w:t>
+      </w:r>
+      <w:proofErr w:type="spellEnd"/>
+      <w:r>
+        <w:t>(</w:t>
+      </w:r>
+      <w:proofErr w:type="gramEnd"/>
+      <w:r>
+        <w:t>)</w:t>
+      </w:r>
+      <w:r>
+        <w:rPr>
+          <w:b/>
+          <w:bCs/>
+        </w:rPr>
+        <w:t xml:space="preserve"> / </w:t>
+      </w:r>
+      <w:proofErr w:type="spellStart"/>
+      <w:r>
+        <w:t>GetScreenHeight</w:t>
+      </w:r>
+      <w:proofErr w:type="spellEnd"/>
+      <w:r>
+        <w:t>()</w:t>
+      </w:r>
+    </w:p>
+    <w:p>
+      <w:pPr>
+        <w:rPr>
+          <w:lang w:val="en-US"/>
+        </w:rPr>
+      </w:pPr>
+      <w:r>
+        <w:rPr>
+          <w:lang w:val="en-US"/>
+        </w:rPr>
+        <w:t xml:space="preserve">Returns the current width and height of the window in pixels. Essential for positioning objects relative to screen dimensions (e.g., </w:t>
+      </w:r>
+      <w:proofErr w:type="spellStart"/>
+      <w:proofErr w:type="gramStart"/>
+      <w:r>
+        <w:rPr>
+          <w:lang w:val="en-US"/>
+        </w:rPr>
+        <w:t>GetScreenWidth</w:t>
+      </w:r>
+      <w:proofErr w:type="spellEnd"/>
+      <w:r>
+        <w:rPr>
+          <w:lang w:val="en-US"/>
+        </w:rPr>
+        <w:t>(</w:t>
+      </w:r>
+      <w:proofErr w:type="gramEnd"/>
+      <w:r>
+        <w:rPr>
+          <w:lang w:val="en-US"/>
+        </w:rPr>
+        <w:t>) / 2).</w:t>
+      </w:r>
+    </w:p>
+    <w:p>
+      <w:pPr>
+        <w:rPr>
+          <w:lang w:val="en-US"/>
+        </w:rPr>
+      </w:pPr>
+    </w:p>
+    <w:p>
+      <w:pPr>
+        <w:numPr>
+          <w:ilvl w:val="0"/>
+          <w:numId w:val="14"/>
+        </w:numPr>
+      </w:pPr>
+      <w:proofErr w:type="spellStart"/>
+      <w:proofErr w:type="gramStart"/>
+      <w:r>
+        <w:t>WindowShouldClose</w:t>
+      </w:r>
+      <w:proofErr w:type="spellEnd"/>
+      <w:r>
+        <w:t>(</w:t>
+      </w:r>
+      <w:proofErr w:type="gramEnd"/>
+      <w:r>
+        <w:t>)</w:t>
+      </w:r>
+    </w:p>
+    <w:p>
+      <w:pPr>
+        <w:rPr>
+          <w:lang w:val="en-US"/>
+        </w:rPr>
+      </w:pPr>
+      <w:r>
+        <w:rPr>
+          <w:lang w:val="en-US"/>
+        </w:rPr>
+        <w:t>Returns true if the player presses the ESC key or clicks the close window button (X). Serves as the primary condition for your main game loop:</w:t>
+      </w:r>
+    </w:p>
+    <w:p>
+      <w:pPr>
+        <w:rPr>
+          <w:lang w:val="en-US"/>
+        </w:rPr>
+      </w:pPr>
+      <w:r>
+        <w:rPr>
+          <w:lang w:val="en-US"/>
+        </w:rPr>
+        <w:br/>
+      </w:r>
+    </w:p>
+    <w:p>
+      <w:pPr>
+        <w:rPr>
+          <w:lang w:val="en-US"/>
+        </w:rPr>
+      </w:pPr>
+      <w:r>
+        <w:rPr>
+          <w:lang w:val="en-US"/>
+        </w:rPr>
+        <w:t>C++</w:t>
+      </w:r>
+    </w:p>
+    <w:p>
+      <w:pPr>
+        <w:rPr>
+          <w:lang w:val="en-US"/>
+        </w:rPr>
+      </w:pPr>
+      <w:r>
+        <w:rPr>
+          <w:lang w:val="en-US"/>
+        </w:rPr>
+        <w:t>while (!</w:t>
+      </w:r>
+      <w:proofErr w:type="spellStart"/>
+      <w:r>
+        <w:rPr>
+          <w:lang w:val="en-US"/>
+        </w:rPr>
+        <w:t>WindowShouldClose</w:t>
+      </w:r>
+      <w:proofErr w:type="spellEnd"/>
+      <w:r>
+        <w:rPr>
+          <w:lang w:val="en-US"/>
+        </w:rPr>
+        <w:t>()) { ... }</w:t>
+      </w:r>
+    </w:p>
+    <w:p>
+      <w:pPr>
+        <w:rPr>
+          <w:b/>
+          <w:bCs/>
+          <w:lang w:val="en-US"/>
+        </w:rPr>
+      </w:pPr>
+      <w:r>
+        <w:rPr>
+          <w:b/>
+          <w:bCs/>
+          <w:lang w:val="en-US"/>
+        </w:rPr>
+        <w:t>2. The Render Loop</w:t>
+      </w:r>
+    </w:p>
+    <w:p>
+      <w:pPr>
+        <w:rPr>
+          <w:lang w:val="en-US"/>
+        </w:rPr>
+      </w:pPr>
+      <w:r>
+        <w:rPr>
+          <w:lang w:val="en-US"/>
+        </w:rPr>
+        <w:t>Every rendered frame must strictly follow this lifecycle pattern to draw clean visual updates without ghosting or tearing.</w:t>
+      </w:r>
+    </w:p>
+    <w:p>
+      <w:pPr>
+        <w:rPr>
+          <w:lang w:val="en-US"/>
+        </w:rPr>
+      </w:pPr>
+      <w:r>
+        <w:rPr>
+          <w:lang w:val="en-US"/>
+        </w:rPr>
+        <w:br/>
+      </w:r>
+    </w:p>
+    <w:p>
+      <w:pPr>
+        <w:rPr>
+          <w:lang w:val="en-US"/>
+        </w:rPr>
+      </w:pPr>
+      <w:r>
+        <w:rPr>
+          <w:lang w:val="en-US"/>
+        </w:rPr>
+        <w:t>C++</w:t>
+      </w:r>
+    </w:p>
+    <w:p>
+      <w:pPr>
+        <w:rPr>
+          <w:lang w:val="en-US"/>
+        </w:rPr>
+      </w:pPr>
+      <w:proofErr w:type="spellStart"/>
+      <w:r>
+        <w:rPr>
+          <w:lang w:val="en-US"/>
+        </w:rPr>
+        <w:t>BeginDrawing</w:t>
+      </w:r>
+      <w:proofErr w:type="spellEnd"/>
+      <w:r>
+        <w:rPr>
+          <w:lang w:val="en-US"/>
+        </w:rPr>
+        <w:t>();</w:t>
+      </w:r>
+    </w:p>
+    <w:p>
+      <w:pPr>
+        <w:rPr>
+          <w:lang w:val="en-US"/>
+        </w:rPr>
+      </w:pPr>
+      <w:proofErr w:type="spellStart"/>
+      <w:r>
+        <w:rPr>
+          <w:lang w:val="en-US"/>
+        </w:rPr>
+        <w:t>ClearBackground</w:t>
+      </w:r>
+      <w:proofErr w:type="spellEnd"/>
+      <w:r>
+        <w:rPr>
+          <w:lang w:val="en-US"/>
+        </w:rPr>
+        <w:t>(</w:t>
+      </w:r>
+      <w:proofErr w:type="spellStart"/>
+      <w:r>
+        <w:rPr>
+          <w:lang w:val="en-US"/>
+        </w:rPr>
+        <w:t>Dark_Green</w:t>
+      </w:r>
+      <w:proofErr w:type="spellEnd"/>
+      <w:r>
+        <w:rPr>
+          <w:lang w:val="en-US"/>
+        </w:rPr>
+        <w:t>);</w:t>
+      </w:r>
+    </w:p>
+    <w:p>
+      <w:pPr>
+        <w:rPr>
+          <w:lang w:val="en-US"/>
+        </w:rPr>
+      </w:pPr>
+    </w:p>
+    <w:p>
+      <w:r>
+        <w:t xml:space="preserve">// Draw </w:t>
+      </w:r>
+      <w:proofErr w:type="spellStart"/>
+      <w:r>
+        <w:t>objects</w:t>
+      </w:r>
+      <w:proofErr w:type="spellEnd"/>
+      <w:r>
+        <w:t xml:space="preserve"> </w:t>
+      </w:r>
+      <w:proofErr w:type="spellStart"/>
+      <w:r>
+        <w:t>here</w:t>
+      </w:r>
+      <w:proofErr w:type="spellEnd"/>
+      <w:r>
+        <w:t>...</w:t>
+      </w:r>
+    </w:p>
+    <w:p/>
+    <w:p>
+      <w:proofErr w:type="spellStart"/>
+      <w:proofErr w:type="gramStart"/>
+      <w:r>
+        <w:t>EndDrawing</w:t>
+      </w:r>
+      <w:proofErr w:type="spellEnd"/>
+      <w:r>
+        <w:t>(</w:t>
+      </w:r>
+      <w:proofErr w:type="gramEnd"/>
+      <w:r>
+        <w:t>);</w:t>
+      </w:r>
+    </w:p>
+    <w:p>
+      <w:pPr>
+        <w:numPr>
+          <w:ilvl w:val="0"/>
+          <w:numId w:val="15"/>
+        </w:numPr>
+      </w:pPr>
+      <w:proofErr w:type="spellStart"/>
+      <w:proofErr w:type="gramStart"/>
+      <w:r>
+        <w:t>BeginDrawing</w:t>
+      </w:r>
+      <w:proofErr w:type="spellEnd"/>
+      <w:r>
+        <w:t>(</w:t>
+      </w:r>
+      <w:proofErr w:type="gramEnd"/>
+      <w:r>
+        <w:t>)</w:t>
+      </w:r>
+    </w:p>
+    <w:p>
+      <w:pPr>
+        <w:rPr>
+          <w:lang w:val="en-US"/>
+        </w:rPr>
+      </w:pPr>
+      <w:r>
+        <w:rPr>
+          <w:lang w:val="en-US"/>
+        </w:rPr>
+        <w:lastRenderedPageBreak/>
+        <w:t>Prepares the internal canvas buffer to accept new render operations for the current frame.</w:t>
+      </w:r>
+    </w:p>
+    <w:p>
+      <w:pPr>
+        <w:rPr>
+          <w:lang w:val="en-US"/>
+        </w:rPr>
+      </w:pPr>
+    </w:p>
+    <w:p>
+      <w:pPr>
+        <w:numPr>
+          <w:ilvl w:val="0"/>
+          <w:numId w:val="15"/>
+        </w:numPr>
+      </w:pPr>
+      <w:proofErr w:type="spellStart"/>
+      <w:r>
+        <w:t>ClearBackground</w:t>
+      </w:r>
+      <w:proofErr w:type="spellEnd"/>
+      <w:r>
+        <w:t>(</w:t>
+      </w:r>
+      <w:proofErr w:type="spellStart"/>
+      <w:r>
+        <w:t>color</w:t>
+      </w:r>
+      <w:proofErr w:type="spellEnd"/>
+      <w:r>
+        <w:t>)</w:t>
+      </w:r>
+    </w:p>
+    <w:p>
+      <w:pPr>
+        <w:rPr>
+          <w:lang w:val="en-US"/>
+        </w:rPr>
+      </w:pPr>
+      <w:r>
+        <w:rPr>
+          <w:lang w:val="en-US"/>
+        </w:rPr>
+        <w:t>Wipes the screen clean using a single background color. Omitting this leaves trails of previous object positions across frames.</w:t>
+      </w:r>
+    </w:p>
+    <w:p>
+      <w:pPr>
+        <w:rPr>
+          <w:lang w:val="en-US"/>
+        </w:rPr>
+      </w:pPr>
+    </w:p>
+    <w:p>
+      <w:pPr>
+        <w:numPr>
+          <w:ilvl w:val="0"/>
+          <w:numId w:val="15"/>
+        </w:numPr>
+      </w:pPr>
+      <w:proofErr w:type="spellStart"/>
+      <w:proofErr w:type="gramStart"/>
+      <w:r>
+        <w:t>EndDrawing</w:t>
+      </w:r>
+      <w:proofErr w:type="spellEnd"/>
+      <w:r>
+        <w:t>(</w:t>
+      </w:r>
+      <w:proofErr w:type="gramEnd"/>
+      <w:r>
+        <w:t>)</w:t>
+      </w:r>
+    </w:p>
+    <w:p>
+      <w:pPr>
+        <w:rPr>
+          <w:lang w:val="en-US"/>
+        </w:rPr>
+      </w:pPr>
+      <w:r>
+        <w:rPr>
+          <w:lang w:val="en-US"/>
+        </w:rPr>
+        <w:t>Finalizes drawing operations and swaps the render frame to the display buffer.</w:t>
+      </w:r>
+    </w:p>
+    <w:p>
+      <w:pPr>
+        <w:rPr>
+          <w:lang w:val="en-US"/>
+        </w:rPr>
+      </w:pPr>
+    </w:p>
+    <w:p>
+      <w:pPr>
+        <w:rPr>
+          <w:b/>
+          <w:bCs/>
+          <w:lang w:val="en-US"/>
+        </w:rPr>
+      </w:pPr>
+      <w:r>
+        <w:rPr>
+          <w:b/>
+          <w:bCs/>
+          <w:lang w:val="en-US"/>
+        </w:rPr>
+        <w:t>3. Drawing Shapes &amp; Text</w:t>
+      </w:r>
+    </w:p>
+    <w:p>
+      <w:pPr>
+        <w:rPr>
+          <w:lang w:val="en-US"/>
+        </w:rPr>
+      </w:pPr>
+      <w:proofErr w:type="spellStart"/>
+      <w:r>
+        <w:rPr>
+          <w:lang w:val="en-US"/>
+        </w:rPr>
+        <w:t>Raylib</w:t>
+      </w:r>
+      <w:proofErr w:type="spellEnd"/>
+      <w:r>
+        <w:rPr>
+          <w:lang w:val="en-US"/>
+        </w:rPr>
+        <w:t xml:space="preserve"> provides convenient helper functions for rendering 2D geometry primitives and UI text overlay.</w:t>
+      </w:r>
+    </w:p>
+    <w:p>
+      <w:pPr>
+        <w:rPr>
+          <w:lang w:val="en-US"/>
+        </w:rPr>
+      </w:pPr>
+      <w:r>
+        <w:rPr>
+          <w:lang w:val="en-US"/>
+        </w:rPr>
+        <w:br/>
+      </w:r>
+    </w:p>
+    <w:p>
+      <w:pPr>
+        <w:numPr>
+          <w:ilvl w:val="0"/>
+          <w:numId w:val="16"/>
+        </w:numPr>
+        <w:rPr>
+          <w:lang w:val="en-US"/>
+        </w:rPr>
+      </w:pPr>
+      <w:proofErr w:type="spellStart"/>
+      <w:r>
+        <w:rPr>
+          <w:lang w:val="en-US"/>
+        </w:rPr>
+        <w:t>DrawCircle</w:t>
+      </w:r>
+      <w:proofErr w:type="spellEnd"/>
+      <w:r>
+        <w:rPr>
+          <w:lang w:val="en-US"/>
+        </w:rPr>
+        <w:t>(x, y, radius, color)</w:t>
+      </w:r>
+    </w:p>
+    <w:p>
+      <w:pPr>
+        <w:rPr>
+          <w:lang w:val="en-US"/>
+        </w:rPr>
+      </w:pPr>
+      <w:r>
+        <w:rPr>
+          <w:lang w:val="en-US"/>
+        </w:rPr>
+        <w:t>Draws a filled circle using center coordinate $(x, y)$. Used for rendering the ball.</w:t>
+      </w:r>
+    </w:p>
+    <w:p>
+      <w:pPr>
+        <w:rPr>
+          <w:lang w:val="en-US"/>
+        </w:rPr>
+      </w:pPr>
+      <w:r>
+        <w:rPr>
+          <w:lang w:val="en-US"/>
+        </w:rPr>
+        <w:br/>
+      </w:r>
+    </w:p>
+    <w:p>
+      <w:pPr>
+        <w:rPr>
+          <w:lang w:val="en-US"/>
+        </w:rPr>
+      </w:pPr>
+      <w:r>
+        <w:rPr>
+          <w:lang w:val="en-US"/>
+        </w:rPr>
+        <w:t>C++</w:t>
+      </w:r>
+    </w:p>
+    <w:p>
+      <w:pPr>
+        <w:rPr>
+          <w:lang w:val="en-US"/>
+        </w:rPr>
+      </w:pPr>
+      <w:proofErr w:type="spellStart"/>
+      <w:r>
+        <w:rPr>
+          <w:lang w:val="en-US"/>
+        </w:rPr>
+        <w:t>DrawCircle</w:t>
+      </w:r>
+      <w:proofErr w:type="spellEnd"/>
+      <w:r>
+        <w:rPr>
+          <w:lang w:val="en-US"/>
+        </w:rPr>
+        <w:t>(x, y, radius, YELLOW);</w:t>
+      </w:r>
+    </w:p>
+    <w:p>
+      <w:pPr>
+        <w:numPr>
+          <w:ilvl w:val="0"/>
+          <w:numId w:val="16"/>
+        </w:numPr>
+        <w:rPr>
+          <w:lang w:val="en-US"/>
+        </w:rPr>
+      </w:pPr>
+      <w:proofErr w:type="spellStart"/>
+      <w:proofErr w:type="gramStart"/>
+      <w:r>
+        <w:rPr>
+          <w:lang w:val="en-US"/>
+        </w:rPr>
+        <w:t>DrawRectangle</w:t>
+      </w:r>
+      <w:proofErr w:type="spellEnd"/>
+      <w:r>
+        <w:rPr>
+          <w:lang w:val="en-US"/>
+        </w:rPr>
+        <w:t>(</w:t>
+      </w:r>
+      <w:proofErr w:type="gramEnd"/>
+      <w:r>
+        <w:rPr>
+          <w:lang w:val="en-US"/>
+        </w:rPr>
+        <w:t>x, y, width, height, color)</w:t>
+      </w:r>
+    </w:p>
+    <w:p>
+      <w:pPr>
+        <w:rPr>
+          <w:lang w:val="en-US"/>
+        </w:rPr>
+      </w:pPr>
+      <w:r>
+        <w:rPr>
+          <w:lang w:val="en-US"/>
+        </w:rPr>
+        <w:t>Draws a axis-aligned filled rectangle with top-left position at $(x, y)$.</w:t>
+      </w:r>
+    </w:p>
+    <w:p>
+      <w:pPr>
+        <w:rPr>
+          <w:lang w:val="en-US"/>
+        </w:rPr>
+      </w:pPr>
+    </w:p>
+    <w:p>
+      <w:pPr>
+        <w:numPr>
+          <w:ilvl w:val="0"/>
+          <w:numId w:val="16"/>
+        </w:numPr>
+        <w:rPr>
+          <w:lang w:val="en-US"/>
+        </w:rPr>
+      </w:pPr>
+      <w:proofErr w:type="spellStart"/>
+      <w:r>
+        <w:rPr>
+          <w:lang w:val="en-US"/>
+        </w:rPr>
+        <w:t>DrawRectangleRounded</w:t>
+      </w:r>
+      <w:proofErr w:type="spellEnd"/>
+      <w:r>
+        <w:rPr>
+          <w:lang w:val="en-US"/>
+        </w:rPr>
+        <w:t>(rec, roundness, segments, color)</w:t>
+      </w:r>
+    </w:p>
+    <w:p>
+      <w:pPr>
+        <w:rPr>
+          <w:lang w:val="en-US"/>
+        </w:rPr>
+      </w:pPr>
+      <w:r>
+        <w:rPr>
+          <w:lang w:val="en-US"/>
+        </w:rPr>
+        <w:t xml:space="preserve">Draws a rectangle with rounded corners. Accepts a </w:t>
+      </w:r>
+      <w:proofErr w:type="gramStart"/>
+      <w:r>
+        <w:rPr>
+          <w:lang w:val="en-US"/>
+        </w:rPr>
+        <w:t>Rectangle{ x</w:t>
+      </w:r>
+      <w:proofErr w:type="gramEnd"/>
+      <w:r>
+        <w:rPr>
+          <w:lang w:val="en-US"/>
+        </w:rPr>
+        <w:t>, y, width, height } struct as its first parameter (used for the paddles).</w:t>
+      </w:r>
+    </w:p>
+    <w:p>
+      <w:pPr>
+        <w:rPr>
+          <w:lang w:val="en-US"/>
+        </w:rPr>
+      </w:pPr>
+    </w:p>
+    <w:p>
+      <w:pPr>
+        <w:numPr>
+          <w:ilvl w:val="0"/>
+          <w:numId w:val="16"/>
+        </w:numPr>
+        <w:rPr>
+          <w:lang w:val="en-US"/>
+        </w:rPr>
+      </w:pPr>
+      <w:proofErr w:type="spellStart"/>
+      <w:r>
+        <w:rPr>
+          <w:lang w:val="en-US"/>
+        </w:rPr>
+        <w:t>DrawLine</w:t>
+      </w:r>
+      <w:proofErr w:type="spellEnd"/>
+      <w:r>
+        <w:rPr>
+          <w:lang w:val="en-US"/>
+        </w:rPr>
+        <w:t>(</w:t>
+      </w:r>
+      <w:proofErr w:type="spellStart"/>
+      <w:r>
+        <w:rPr>
+          <w:lang w:val="en-US"/>
+        </w:rPr>
+        <w:t>startX</w:t>
+      </w:r>
+      <w:proofErr w:type="spellEnd"/>
+      <w:r>
+        <w:rPr>
+          <w:lang w:val="en-US"/>
+        </w:rPr>
+        <w:t xml:space="preserve">, </w:t>
+      </w:r>
+      <w:proofErr w:type="spellStart"/>
+      <w:r>
+        <w:rPr>
+          <w:lang w:val="en-US"/>
+        </w:rPr>
+        <w:t>startY</w:t>
+      </w:r>
+      <w:proofErr w:type="spellEnd"/>
+      <w:r>
+        <w:rPr>
+          <w:lang w:val="en-US"/>
+        </w:rPr>
+        <w:t xml:space="preserve">, </w:t>
+      </w:r>
+      <w:proofErr w:type="spellStart"/>
+      <w:r>
+        <w:rPr>
+          <w:lang w:val="en-US"/>
+        </w:rPr>
+        <w:t>endX</w:t>
+      </w:r>
+      <w:proofErr w:type="spellEnd"/>
+      <w:r>
+        <w:rPr>
+          <w:lang w:val="en-US"/>
+        </w:rPr>
+        <w:t xml:space="preserve">, </w:t>
+      </w:r>
+      <w:proofErr w:type="spellStart"/>
+      <w:r>
+        <w:rPr>
+          <w:lang w:val="en-US"/>
+        </w:rPr>
+        <w:t>endY</w:t>
+      </w:r>
+      <w:proofErr w:type="spellEnd"/>
+      <w:r>
+        <w:rPr>
+          <w:lang w:val="en-US"/>
+        </w:rPr>
+        <w:t>, color)</w:t>
+      </w:r>
+    </w:p>
+    <w:p>
+      <w:pPr>
+        <w:rPr>
+          <w:lang w:val="en-US"/>
+        </w:rPr>
+      </w:pPr>
+      <w:r>
+        <w:rPr>
+          <w:lang w:val="en-US"/>
+        </w:rPr>
+        <w:t>Draws a straight line between two coordinate pairs (used for the center court dividing line).</w:t>
+      </w:r>
+    </w:p>
+    <w:p>
+      <w:pPr>
+        <w:rPr>
+          <w:lang w:val="en-US"/>
+        </w:rPr>
+      </w:pPr>
+    </w:p>
+    <w:p>
+      <w:pPr>
+        <w:numPr>
+          <w:ilvl w:val="0"/>
+          <w:numId w:val="16"/>
+        </w:numPr>
+        <w:rPr>
+          <w:lang w:val="en-US"/>
+        </w:rPr>
+      </w:pPr>
+      <w:proofErr w:type="spellStart"/>
+      <w:r>
+        <w:rPr>
+          <w:lang w:val="en-US"/>
+        </w:rPr>
+        <w:t>DrawText</w:t>
+      </w:r>
+      <w:proofErr w:type="spellEnd"/>
+      <w:r>
+        <w:rPr>
+          <w:lang w:val="en-US"/>
+        </w:rPr>
+        <w:t xml:space="preserve">(text, x, y, </w:t>
+      </w:r>
+      <w:proofErr w:type="spellStart"/>
+      <w:r>
+        <w:rPr>
+          <w:lang w:val="en-US"/>
+        </w:rPr>
+        <w:t>fontSize</w:t>
+      </w:r>
+      <w:proofErr w:type="spellEnd"/>
+      <w:r>
+        <w:rPr>
+          <w:lang w:val="en-US"/>
+        </w:rPr>
+        <w:t>, color)</w:t>
+      </w:r>
+    </w:p>
+    <w:p>
+      <w:pPr>
+        <w:rPr>
+          <w:lang w:val="en-US"/>
+        </w:rPr>
+      </w:pPr>
+      <w:r>
+        <w:rPr>
+          <w:lang w:val="en-US"/>
+        </w:rPr>
+        <w:t xml:space="preserve">Draws a text string on screen at target position $(x, </w:t>
+      </w:r>
+      <w:proofErr w:type="gramStart"/>
+      <w:r>
+        <w:rPr>
+          <w:lang w:val="en-US"/>
+        </w:rPr>
+        <w:t>y)$</w:t>
+      </w:r>
+      <w:proofErr w:type="gramEnd"/>
+      <w:r>
+        <w:rPr>
+          <w:lang w:val="en-US"/>
+        </w:rPr>
+        <w:t>.</w:t>
+      </w:r>
+    </w:p>
+    <w:p>
+      <w:pPr>
+        <w:rPr>
+          <w:lang w:val="en-US"/>
+        </w:rPr>
+      </w:pPr>
+      <w:r>
+        <w:rPr>
+          <w:lang w:val="en-US"/>
+        </w:rPr>
+        <w:br/>
+      </w:r>
+    </w:p>
+    <w:p>
+      <w:pPr>
+        <w:rPr>
+          <w:lang w:val="en-US"/>
+        </w:rPr>
+      </w:pPr>
+      <w:r>
+        <w:rPr>
+          <w:lang w:val="en-US"/>
+        </w:rPr>
+        <w:t>C++</w:t>
+      </w:r>
+    </w:p>
+    <w:p>
+      <w:pPr>
+        <w:rPr>
+          <w:lang w:val="en-US"/>
+        </w:rPr>
+      </w:pPr>
+      <w:proofErr w:type="spellStart"/>
+      <w:r>
+        <w:rPr>
+          <w:lang w:val="en-US"/>
+        </w:rPr>
+        <w:t>DrawText</w:t>
+      </w:r>
+      <w:proofErr w:type="spellEnd"/>
+      <w:r>
+        <w:rPr>
+          <w:lang w:val="en-US"/>
+        </w:rPr>
+        <w:t>(</w:t>
+      </w:r>
+      <w:proofErr w:type="spellStart"/>
+      <w:r>
+        <w:rPr>
+          <w:lang w:val="en-US"/>
+        </w:rPr>
+        <w:t>TextFormat</w:t>
+      </w:r>
+      <w:proofErr w:type="spellEnd"/>
+      <w:r>
+        <w:rPr>
+          <w:lang w:val="en-US"/>
+        </w:rPr>
+        <w:t>("%</w:t>
+      </w:r>
+      <w:proofErr w:type="spellStart"/>
+      <w:r>
+        <w:rPr>
+          <w:lang w:val="en-US"/>
+        </w:rPr>
+        <w:t>i</w:t>
+      </w:r>
+      <w:proofErr w:type="spellEnd"/>
+      <w:r>
+        <w:rPr>
+          <w:lang w:val="en-US"/>
+        </w:rPr>
+        <w:t xml:space="preserve">", score), x, y, </w:t>
+      </w:r>
+      <w:proofErr w:type="spellStart"/>
+      <w:r>
+        <w:rPr>
+          <w:lang w:val="en-US"/>
+        </w:rPr>
+        <w:t>fontSize</w:t>
+      </w:r>
+      <w:proofErr w:type="spellEnd"/>
+      <w:r>
+        <w:rPr>
+          <w:lang w:val="en-US"/>
+        </w:rPr>
+        <w:t>, WHITE);</w:t>
+      </w:r>
+    </w:p>
+    <w:p>
+      <w:pPr>
+        <w:rPr>
+          <w:lang w:val="en-US"/>
+        </w:rPr>
+      </w:pPr>
+      <w:r>
+        <w:rPr>
+          <w:b/>
+          <w:bCs/>
+          <w:lang w:val="en-US"/>
+        </w:rPr>
+        <w:t xml:space="preserve">Tip on </w:t>
+      </w:r>
+      <w:proofErr w:type="spellStart"/>
+      <w:r>
+        <w:rPr>
+          <w:lang w:val="en-US"/>
+        </w:rPr>
+        <w:t>TextFormat</w:t>
+      </w:r>
+      <w:proofErr w:type="spellEnd"/>
+      <w:r>
+        <w:rPr>
+          <w:lang w:val="en-US"/>
+        </w:rPr>
+        <w:t>()</w:t>
+      </w:r>
+      <w:r>
+        <w:rPr>
+          <w:b/>
+          <w:bCs/>
+          <w:lang w:val="en-US"/>
+        </w:rPr>
+        <w:t>:</w:t>
+      </w:r>
+      <w:r>
+        <w:rPr>
+          <w:lang w:val="en-US"/>
+        </w:rPr>
+        <w:t xml:space="preserve"> Because </w:t>
+      </w:r>
+      <w:proofErr w:type="spellStart"/>
+      <w:r>
+        <w:rPr>
+          <w:lang w:val="en-US"/>
+        </w:rPr>
+        <w:t>DrawText</w:t>
+      </w:r>
+      <w:proofErr w:type="spellEnd"/>
+      <w:r>
+        <w:rPr>
+          <w:lang w:val="en-US"/>
+        </w:rPr>
+        <w:t xml:space="preserve"> expects a string (const char*) and scores are integer variables (int), </w:t>
+      </w:r>
+      <w:proofErr w:type="spellStart"/>
+      <w:r>
+        <w:rPr>
+          <w:lang w:val="en-US"/>
+        </w:rPr>
+        <w:t>TextFormat</w:t>
+      </w:r>
+      <w:proofErr w:type="spellEnd"/>
+      <w:r>
+        <w:rPr>
+          <w:lang w:val="en-US"/>
+        </w:rPr>
+        <w:t>("%</w:t>
+      </w:r>
+      <w:proofErr w:type="spellStart"/>
+      <w:r>
+        <w:rPr>
+          <w:lang w:val="en-US"/>
+        </w:rPr>
+        <w:t>i</w:t>
+      </w:r>
+      <w:proofErr w:type="spellEnd"/>
+      <w:r>
+        <w:rPr>
+          <w:lang w:val="en-US"/>
+        </w:rPr>
+        <w:t>", score) formats the numeric integer value into printable text.</w:t>
+      </w:r>
+    </w:p>
+    <w:p>
+      <w:pPr>
+        <w:rPr>
+          <w:lang w:val="en-US"/>
+        </w:rPr>
+      </w:pPr>
+    </w:p>
+    <w:p>
+      <w:pPr>
+        <w:rPr>
+          <w:b/>
+          <w:bCs/>
+          <w:lang w:val="en-US"/>
+        </w:rPr>
+      </w:pPr>
+      <w:r>
+        <w:rPr>
+          <w:b/>
+          <w:bCs/>
+          <w:lang w:val="en-US"/>
+        </w:rPr>
+        <w:t>4. Game Logic &amp; Interaction</w:t>
+      </w:r>
+    </w:p>
+    <w:p>
+      <w:pPr>
+        <w:rPr>
+          <w:lang w:val="en-US"/>
+        </w:rPr>
+      </w:pPr>
+      <w:r>
+        <w:rPr>
+          <w:lang w:val="en-US"/>
+        </w:rPr>
+        <w:t>Functions handling input detection, mathematical updates, and collision detection.</w:t>
+      </w:r>
+    </w:p>
+    <w:p>
+      <w:pPr>
+        <w:rPr>
+          <w:lang w:val="en-US"/>
+        </w:rPr>
+      </w:pPr>
+      <w:r>
+        <w:rPr>
+          <w:lang w:val="en-US"/>
+        </w:rPr>
+        <w:br/>
+      </w:r>
+    </w:p>
+    <w:p>
+      <w:pPr>
+        <w:numPr>
+          <w:ilvl w:val="0"/>
+          <w:numId w:val="17"/>
+        </w:numPr>
+      </w:pPr>
+      <w:proofErr w:type="spellStart"/>
+      <w:r>
+        <w:t>IsKeyDown</w:t>
+      </w:r>
+      <w:proofErr w:type="spellEnd"/>
+      <w:r>
+        <w:t>(</w:t>
+      </w:r>
+      <w:proofErr w:type="spellStart"/>
+      <w:r>
+        <w:t>key</w:t>
+      </w:r>
+      <w:proofErr w:type="spellEnd"/>
+      <w:r>
+        <w:t>)</w:t>
+      </w:r>
+    </w:p>
+    <w:p>
+      <w:pPr>
+        <w:rPr>
+          <w:lang w:val="en-US"/>
+        </w:rPr>
+      </w:pPr>
+      <w:r>
+        <w:rPr>
+          <w:lang w:val="en-US"/>
+        </w:rPr>
+        <w:t>Returns true continuously every frame while a specific keyboard key is held down (e.g., KEY_UP or KEY_DOWN).</w:t>
+      </w:r>
+    </w:p>
+    <w:p>
+      <w:pPr>
+        <w:rPr>
+          <w:lang w:val="en-US"/>
+        </w:rPr>
+      </w:pPr>
+    </w:p>
+    <w:p>
+      <w:pPr>
+        <w:numPr>
+          <w:ilvl w:val="0"/>
+          <w:numId w:val="17"/>
+        </w:numPr>
+      </w:pPr>
+      <w:proofErr w:type="spellStart"/>
+      <w:proofErr w:type="gramStart"/>
+      <w:r>
+        <w:t>CheckCollisionCircleRec</w:t>
+      </w:r>
+      <w:proofErr w:type="spellEnd"/>
+      <w:r>
+        <w:t>(</w:t>
+      </w:r>
+      <w:proofErr w:type="spellStart"/>
+      <w:proofErr w:type="gramEnd"/>
+      <w:r>
+        <w:t>center</w:t>
+      </w:r>
+      <w:proofErr w:type="spellEnd"/>
+      <w:r>
+        <w:t xml:space="preserve">, </w:t>
+      </w:r>
+      <w:proofErr w:type="spellStart"/>
+      <w:r>
+        <w:t>radius</w:t>
+      </w:r>
+      <w:proofErr w:type="spellEnd"/>
+      <w:r>
+        <w:t xml:space="preserve">, </w:t>
+      </w:r>
+      <w:proofErr w:type="spellStart"/>
+      <w:r>
+        <w:t>rec</w:t>
+      </w:r>
+      <w:proofErr w:type="spellEnd"/>
+      <w:r>
+        <w:t>)</w:t>
+      </w:r>
+    </w:p>
+    <w:p>
+      <w:pPr>
+        <w:rPr>
+          <w:lang w:val="en-US"/>
+        </w:rPr>
+      </w:pPr>
+      <w:r>
+        <w:rPr>
+          <w:lang w:val="en-US"/>
+        </w:rPr>
+        <w:t>Checks whether a circular collision area intersects with a rectangular collision box. Returns true on impact, triggering speed reversal (</w:t>
+      </w:r>
+      <w:proofErr w:type="spellStart"/>
+      <w:r>
+        <w:rPr>
+          <w:lang w:val="en-US"/>
+        </w:rPr>
+        <w:t>ball.speed_x</w:t>
+      </w:r>
+      <w:proofErr w:type="spellEnd"/>
+      <w:r>
+        <w:rPr>
+          <w:lang w:val="en-US"/>
+        </w:rPr>
+        <w:t xml:space="preserve"> *= -1).</w:t>
+      </w:r>
+    </w:p>
+    <w:p>
+      <w:pPr>
+        <w:rPr>
+          <w:lang w:val="en-US"/>
+        </w:rPr>
+      </w:pPr>
+      <w:r>
+        <w:rPr>
+          <w:lang w:val="en-US"/>
+        </w:rPr>
+        <w:br/>
+      </w:r>
+    </w:p>
+    <w:p>
+      <w:pPr>
+        <w:rPr>
+          <w:lang w:val="en-US"/>
+        </w:rPr>
+      </w:pPr>
+      <w:r>
+        <w:rPr>
+          <w:lang w:val="en-US"/>
+        </w:rPr>
+        <w:t>C++</w:t>
+      </w:r>
+    </w:p>
+    <w:p>
+      <w:pPr>
+        <w:rPr>
+          <w:lang w:val="en-US"/>
+        </w:rPr>
+      </w:pPr>
+      <w:r>
+        <w:rPr>
+          <w:lang w:val="en-US"/>
+        </w:rPr>
+        <w:t xml:space="preserve">Vector2 center = { </w:t>
+      </w:r>
+      <w:proofErr w:type="spellStart"/>
+      <w:r>
+        <w:rPr>
+          <w:lang w:val="en-US"/>
+        </w:rPr>
+        <w:t>ball.x</w:t>
+      </w:r>
+      <w:proofErr w:type="spellEnd"/>
+      <w:r>
+        <w:rPr>
+          <w:lang w:val="en-US"/>
+        </w:rPr>
+        <w:t xml:space="preserve">, </w:t>
+      </w:r>
+      <w:proofErr w:type="spellStart"/>
+      <w:r>
+        <w:rPr>
+          <w:lang w:val="en-US"/>
+        </w:rPr>
+        <w:t>ball.y</w:t>
+      </w:r>
+      <w:proofErr w:type="spellEnd"/>
+      <w:r>
+        <w:rPr>
+          <w:lang w:val="en-US"/>
+        </w:rPr>
+        <w:t xml:space="preserve"> };</w:t>
+      </w:r>
+    </w:p>
+    <w:p>
+      <w:pPr>
+        <w:rPr>
+          <w:lang w:val="en-US"/>
+        </w:rPr>
+      </w:pPr>
+      <w:r>
+        <w:rPr>
+          <w:lang w:val="en-US"/>
+        </w:rPr>
+        <w:t xml:space="preserve">Rectangle </w:t>
+      </w:r>
+      <w:proofErr w:type="spellStart"/>
+      <w:r>
+        <w:rPr>
+          <w:lang w:val="en-US"/>
+        </w:rPr>
+        <w:t>paddleRec</w:t>
+      </w:r>
+      <w:proofErr w:type="spellEnd"/>
+      <w:r>
+        <w:rPr>
+          <w:lang w:val="en-US"/>
+        </w:rPr>
+        <w:t xml:space="preserve"> = </w:t>
+      </w:r>
+      <w:proofErr w:type="gramStart"/>
+      <w:r>
+        <w:rPr>
+          <w:lang w:val="en-US"/>
+        </w:rPr>
+        <w:t xml:space="preserve">{ </w:t>
+      </w:r>
+      <w:proofErr w:type="spellStart"/>
+      <w:r>
+        <w:rPr>
+          <w:lang w:val="en-US"/>
+        </w:rPr>
+        <w:t>paddle</w:t>
+      </w:r>
+      <w:proofErr w:type="gramEnd"/>
+      <w:r>
+        <w:rPr>
+          <w:lang w:val="en-US"/>
+        </w:rPr>
+        <w:t>.x</w:t>
+      </w:r>
+      <w:proofErr w:type="spellEnd"/>
+      <w:r>
+        <w:rPr>
+          <w:lang w:val="en-US"/>
+        </w:rPr>
+        <w:t xml:space="preserve">, </w:t>
+      </w:r>
+      <w:proofErr w:type="spellStart"/>
+      <w:r>
+        <w:rPr>
+          <w:lang w:val="en-US"/>
+        </w:rPr>
+        <w:t>paddle.y</w:t>
+      </w:r>
+      <w:proofErr w:type="spellEnd"/>
+      <w:r>
+        <w:rPr>
+          <w:lang w:val="en-US"/>
+        </w:rPr>
+        <w:t xml:space="preserve">, </w:t>
+      </w:r>
+      <w:proofErr w:type="spellStart"/>
+      <w:r>
+        <w:rPr>
+          <w:lang w:val="en-US"/>
+        </w:rPr>
+        <w:t>paddle.width</w:t>
+      </w:r>
+      <w:proofErr w:type="spellEnd"/>
+      <w:r>
+        <w:rPr>
+          <w:lang w:val="en-US"/>
+        </w:rPr>
+        <w:t xml:space="preserve">, </w:t>
+      </w:r>
+      <w:proofErr w:type="spellStart"/>
+      <w:r>
+        <w:rPr>
+          <w:lang w:val="en-US"/>
+        </w:rPr>
+        <w:t>paddle.height</w:t>
+      </w:r>
+      <w:proofErr w:type="spellEnd"/>
+      <w:r>
+        <w:rPr>
+          <w:lang w:val="en-US"/>
+        </w:rPr>
+        <w:t xml:space="preserve"> };</w:t>
+      </w:r>
+    </w:p>
+    <w:p>
+      <w:pPr>
+        <w:rPr>
+          <w:lang w:val="en-US"/>
+        </w:rPr>
+      </w:pPr>
+      <w:r>
+        <w:rPr>
+          <w:lang w:val="en-US"/>
+        </w:rPr>
+        <w:t>if (</w:t>
+      </w:r>
+      <w:proofErr w:type="spellStart"/>
+      <w:r>
+        <w:rPr>
+          <w:lang w:val="en-US"/>
+        </w:rPr>
+        <w:t>CheckCollisionCircleRec</w:t>
+      </w:r>
+      <w:proofErr w:type="spellEnd"/>
+      <w:r>
+        <w:rPr>
+          <w:lang w:val="en-US"/>
+        </w:rPr>
+        <w:t xml:space="preserve">(center, </w:t>
+      </w:r>
+      <w:proofErr w:type="spellStart"/>
+      <w:r>
+        <w:rPr>
+          <w:lang w:val="en-US"/>
+        </w:rPr>
+        <w:t>ball.radius</w:t>
+      </w:r>
+      <w:proofErr w:type="spellEnd"/>
+      <w:r>
+        <w:rPr>
+          <w:lang w:val="en-US"/>
+        </w:rPr>
+        <w:t xml:space="preserve">, </w:t>
+      </w:r>
+      <w:proofErr w:type="spellStart"/>
+      <w:r>
+        <w:rPr>
+          <w:lang w:val="en-US"/>
+        </w:rPr>
+        <w:t>paddleRec</w:t>
+      </w:r>
+      <w:proofErr w:type="spellEnd"/>
+      <w:r>
+        <w:rPr>
+          <w:lang w:val="en-US"/>
+        </w:rPr>
+        <w:t>)) {</w:t>
+      </w:r>
+    </w:p>
+    <w:p>
+      <w:r>
+        <w:rPr>
+          <w:lang w:val="en-US"/>
+        </w:rPr>
+        <w:t xml:space="preserve">    </w:t>
+      </w:r>
+      <w:proofErr w:type="spellStart"/>
+      <w:proofErr w:type="gramStart"/>
+      <w:r>
+        <w:t>ball.speed</w:t>
+      </w:r>
+      <w:proofErr w:type="gramEnd"/>
+      <w:r>
+        <w:t>_x</w:t>
+      </w:r>
+      <w:proofErr w:type="spellEnd"/>
+      <w:r>
+        <w:t xml:space="preserve"> *= -1;</w:t>
+      </w:r>
+    </w:p>
+    <w:p>
+      <w:r>
+        <w:t>}</w:t>
+      </w:r>
+    </w:p>
+    <w:p>
+      <w:pPr>
+        <w:numPr>
+          <w:ilvl w:val="0"/>
+          <w:numId w:val="17"/>
+        </w:numPr>
+      </w:pPr>
+      <w:proofErr w:type="spellStart"/>
+      <w:proofErr w:type="gramStart"/>
+      <w:r>
+        <w:t>GetRandomValue</w:t>
+      </w:r>
+      <w:proofErr w:type="spellEnd"/>
+      <w:r>
+        <w:t>(</w:t>
+      </w:r>
+      <w:proofErr w:type="gramEnd"/>
+      <w:r>
+        <w:t xml:space="preserve">min, </w:t>
+      </w:r>
+      <w:proofErr w:type="spellStart"/>
+      <w:r>
+        <w:t>max</w:t>
+      </w:r>
+      <w:proofErr w:type="spellEnd"/>
+      <w:r>
+        <w:t>)</w:t>
+      </w:r>
+    </w:p>
+    <w:p>
+      <w:pPr>
+        <w:rPr>
+          <w:lang w:val="en-US"/>
+        </w:rPr>
+      </w:pPr>
+      <w:r>
+        <w:rPr>
+          <w:lang w:val="en-US"/>
+        </w:rPr>
+        <w:lastRenderedPageBreak/>
+        <w:t>Generates a pseudo-random integer in the range [min, max]. Useful for randomizing ball direction vectors on reset.</w:t>
+      </w:r>
+    </w:p>
+    <w:p>
+      <w:pPr>
+        <w:rPr>
+          <w:lang w:val="en-US"/>
+        </w:rPr>
+      </w:pPr>
+    </w:p>
+    <w:p>
+      <w:pPr>
+        <w:rPr>
+          <w:b/>
+          <w:bCs/>
+          <w:lang w:val="en-US"/>
+        </w:rPr>
+      </w:pPr>
+      <w:r>
+        <w:rPr>
+          <w:b/>
+          <w:bCs/>
+          <w:lang w:val="en-US"/>
+        </w:rPr>
+        <w:t>Built-in Color Constants</w:t>
+      </w:r>
+    </w:p>
+    <w:p>
+      <w:pPr>
+        <w:rPr>
+          <w:lang w:val="en-US"/>
+        </w:rPr>
+      </w:pPr>
+      <w:proofErr w:type="spellStart"/>
+      <w:r>
+        <w:rPr>
+          <w:lang w:val="en-US"/>
+        </w:rPr>
+        <w:t>Raylib</w:t>
+      </w:r>
+      <w:proofErr w:type="spellEnd"/>
+      <w:r>
+        <w:rPr>
+          <w:lang w:val="en-US"/>
+        </w:rPr>
+        <w:t xml:space="preserve"> includes predefined colors out of the box:</w:t>
+      </w:r>
+    </w:p>
+    <w:p>
+      <w:pPr>
+        <w:rPr>
+          <w:lang w:val="en-US"/>
+        </w:rPr>
+      </w:pPr>
+    </w:p>
+    <w:tbl>
+      <w:tblPr>
+        <w:tblW w:w="0" w:type="auto"/>
+        <w:tblCellSpacing w:w="15" w:type="dxa"/>
+        <w:tblCellMar>
+          <w:left w:w="0" w:type="dxa"/>
+          <w:right w:w="0" w:type="dxa"/>
+        </w:tblCellMar>
+        <w:tblLook w:val="04A0" w:firstRow="1" w:lastRow="0" w:firstColumn="1" w:lastColumn="0" w:noHBand="0" w:noVBand="1"/>
+      </w:tblPr>
+      <w:tblGrid>
+        <w:gridCol w:w="1741"/>
+        <w:gridCol w:w="2589"/>
+      </w:tblGrid>
+      <w:tr>
+        <w:trPr>
+          <w:tblHeader/>
+          <w:tblCellSpacing w:w="15" w:type="dxa"/>
+        </w:trPr>
+        <w:tc>
+          <w:tcPr>
+            <w:tcW w:w="0" w:type="auto"/>
+            <w:tcBorders>
+              <w:top w:val="single" w:sz="6" w:space="0" w:color="C4C7C5"/>
+              <w:left w:val="single" w:sz="6" w:space="0" w:color="C4C7C5"/>
+              <w:bottom w:val="single" w:sz="6" w:space="0" w:color="C4C7C5"/>
+              <w:right w:val="single" w:sz="6" w:space="0" w:color="C4C7C5"/>
+            </w:tcBorders>
+            <w:tcMar>
+              <w:top w:w="120" w:type="dxa"/>
+              <w:left w:w="180" w:type="dxa"/>
+              <w:bottom w:w="120" w:type="dxa"/>
+              <w:right w:w="180" w:type="dxa"/>
+            </w:tcMar>
+            <w:vAlign w:val="center"/>
+            <w:hideMark/>
+          </w:tcPr>
+          <w:p>
+            <w:r>
+              <w:rPr>
+                <w:b/>
+                <w:bCs/>
+              </w:rPr>
+              <w:t>Color Name</w:t>
+            </w:r>
+          </w:p>
+        </w:tc>
+        <w:tc>
+          <w:tcPr>
+            <w:tcW w:w="0" w:type="auto"/>
+            <w:tcBorders>
+              <w:top w:val="single" w:sz="6" w:space="0" w:color="C4C7C5"/>
+              <w:left w:val="single" w:sz="6" w:space="0" w:color="C4C7C5"/>
+              <w:bottom w:val="single" w:sz="6" w:space="0" w:color="C4C7C5"/>
+              <w:right w:val="single" w:sz="6" w:space="0" w:color="C4C7C5"/>
+            </w:tcBorders>
+            <w:tcMar>
+              <w:top w:w="120" w:type="dxa"/>
+              <w:left w:w="180" w:type="dxa"/>
+              <w:bottom w:w="120" w:type="dxa"/>
+              <w:right w:w="180" w:type="dxa"/>
+            </w:tcMar>
+            <w:vAlign w:val="center"/>
+            <w:hideMark/>
+          </w:tcPr>
+          <w:p>
+            <w:r>
+              <w:rPr>
+                <w:b/>
+                <w:bCs/>
+              </w:rPr>
+              <w:t xml:space="preserve">Hex </w:t>
+            </w:r>
+            <w:proofErr w:type="spellStart"/>
+            <w:r>
+              <w:rPr>
+                <w:b/>
+                <w:bCs/>
+              </w:rPr>
+              <w:t>Representation</w:t>
+            </w:r>
+            <w:proofErr w:type="spellEnd"/>
+          </w:p>
+        </w:tc>
+      </w:tr>
+      <w:tr>
+        <w:trPr>
+          <w:tblCellSpacing w:w="15" w:type="dxa"/>
+        </w:trPr>
+        <w:tc>
+          <w:tcPr>
+            <w:tcW w:w="0" w:type="auto"/>
+            <w:tcBorders>
+              <w:top w:val="single" w:sz="6" w:space="0" w:color="C4C7C5"/>
+              <w:left w:val="single" w:sz="6" w:space="0" w:color="C4C7C5"/>
+              <w:bottom w:val="single" w:sz="6" w:space="0" w:color="C4C7C5"/>
+              <w:right w:val="single" w:sz="6" w:space="0" w:color="C4C7C5"/>
+            </w:tcBorders>
+            <w:tcMar>
+              <w:top w:w="120" w:type="dxa"/>
+              <w:left w:w="180" w:type="dxa"/>
+              <w:bottom w:w="120" w:type="dxa"/>
+              <w:right w:w="180" w:type="dxa"/>
+            </w:tcMar>
+            <w:vAlign w:val="center"/>
+            <w:hideMark/>
+          </w:tcPr>
+          <w:p>
+            <w:r>
+              <w:t>WHITE</w:t>
+            </w:r>
+          </w:p>
+        </w:tc>
+        <w:tc>
+          <w:tcPr>
+            <w:tcW w:w="0" w:type="auto"/>
+            <w:tcBorders>
+              <w:top w:val="single" w:sz="6" w:space="0" w:color="C4C7C5"/>
+              <w:left w:val="single" w:sz="6" w:space="0" w:color="C4C7C5"/>
+              <w:bottom w:val="single" w:sz="6" w:space="0" w:color="C4C7C5"/>
+              <w:right w:val="single" w:sz="6" w:space="0" w:color="C4C7C5"/>
+            </w:tcBorders>
+            <w:tcMar>
+              <w:top w:w="120" w:type="dxa"/>
+              <w:left w:w="180" w:type="dxa"/>
+              <w:bottom w:w="120" w:type="dxa"/>
+              <w:right w:w="180" w:type="dxa"/>
+            </w:tcMar>
+            <w:vAlign w:val="center"/>
+            <w:hideMark/>
+          </w:tcPr>
+          <w:p>
+            <w:r>
+              <w:t>255, 255, 255, 255</w:t>
+            </w:r>
+          </w:p>
+        </w:tc>
+      </w:tr>
+      <w:tr>
+        <w:trPr>
+          <w:tblCellSpacing w:w="15" w:type="dxa"/>
+        </w:trPr>
+        <w:tc>
+          <w:tcPr>
+            <w:tcW w:w="0" w:type="auto"/>
+            <w:tcBorders>
+              <w:top w:val="single" w:sz="6" w:space="0" w:color="C4C7C5"/>
+              <w:left w:val="single" w:sz="6" w:space="0" w:color="C4C7C5"/>
+              <w:bottom w:val="single" w:sz="6" w:space="0" w:color="C4C7C5"/>
+              <w:right w:val="single" w:sz="6" w:space="0" w:color="C4C7C5"/>
+            </w:tcBorders>
+            <w:tcMar>
+              <w:top w:w="120" w:type="dxa"/>
+              <w:left w:w="180" w:type="dxa"/>
+              <w:bottom w:w="120" w:type="dxa"/>
+              <w:right w:w="180" w:type="dxa"/>
+            </w:tcMar>
+            <w:vAlign w:val="center"/>
+            <w:hideMark/>
+          </w:tcPr>
+          <w:p>
+            <w:r>
+              <w:t>BLACK</w:t>
+            </w:r>
+          </w:p>
+        </w:tc>
+        <w:tc>
+          <w:tcPr>
+            <w:tcW w:w="0" w:type="auto"/>
+            <w:tcBorders>
+              <w:top w:val="single" w:sz="6" w:space="0" w:color="C4C7C5"/>
+              <w:left w:val="single" w:sz="6" w:space="0" w:color="C4C7C5"/>
+              <w:bottom w:val="single" w:sz="6" w:space="0" w:color="C4C7C5"/>
+              <w:right w:val="single" w:sz="6" w:space="0" w:color="C4C7C5"/>
+            </w:tcBorders>
+            <w:tcMar>
+              <w:top w:w="120" w:type="dxa"/>
+              <w:left w:w="180" w:type="dxa"/>
+              <w:bottom w:w="120" w:type="dxa"/>
+              <w:right w:w="180" w:type="dxa"/>
+            </w:tcMar>
+            <w:vAlign w:val="center"/>
+            <w:hideMark/>
+          </w:tcPr>
+          <w:p>
+            <w:r>
+              <w:t>0, 0, 0, 255</w:t>
+            </w:r>
+          </w:p>
+        </w:tc>
+      </w:tr>
+      <w:tr>
+        <w:trPr>
+          <w:tblCellSpacing w:w="15" w:type="dxa"/>
+        </w:trPr>
+        <w:tc>
+          <w:tcPr>
+            <w:tcW w:w="0" w:type="auto"/>
+            <w:tcBorders>
+              <w:top w:val="single" w:sz="6" w:space="0" w:color="C4C7C5"/>
+              <w:left w:val="single" w:sz="6" w:space="0" w:color="C4C7C5"/>
+              <w:bottom w:val="single" w:sz="6" w:space="0" w:color="C4C7C5"/>
+              <w:right w:val="single" w:sz="6" w:space="0" w:color="C4C7C5"/>
+            </w:tcBorders>
+            <w:tcMar>
+              <w:top w:w="120" w:type="dxa"/>
+              <w:left w:w="180" w:type="dxa"/>
+              <w:bottom w:w="120" w:type="dxa"/>
+              <w:right w:w="180" w:type="dxa"/>
+            </w:tcMar>
+            <w:vAlign w:val="center"/>
+            <w:hideMark/>
+          </w:tcPr>
+          <w:p>
+            <w:r>
+              <w:t>RED</w:t>
+            </w:r>
+          </w:p>
+        </w:tc>
+        <w:tc>
+          <w:tcPr>
+            <w:tcW w:w="0" w:type="auto"/>
+            <w:tcBorders>
+              <w:top w:val="single" w:sz="6" w:space="0" w:color="C4C7C5"/>
+              <w:left w:val="single" w:sz="6" w:space="0" w:color="C4C7C5"/>
+              <w:bottom w:val="single" w:sz="6" w:space="0" w:color="C4C7C5"/>
+              <w:right w:val="single" w:sz="6" w:space="0" w:color="C4C7C5"/>
+            </w:tcBorders>
+            <w:tcMar>
+              <w:top w:w="120" w:type="dxa"/>
+              <w:left w:w="180" w:type="dxa"/>
+              <w:bottom w:w="120" w:type="dxa"/>
+              <w:right w:w="180" w:type="dxa"/>
+            </w:tcMar>
+            <w:vAlign w:val="center"/>
+            <w:hideMark/>
+          </w:tcPr>
+          <w:p>
+            <w:r>
+              <w:t>230, 41, 55, 255</w:t>
+            </w:r>
+          </w:p>
+        </w:tc>
+      </w:tr>
+      <w:tr>
+        <w:trPr>
+          <w:tblCellSpacing w:w="15" w:type="dxa"/>
+        </w:trPr>
+        <w:tc>
+          <w:tcPr>
+            <w:tcW w:w="0" w:type="auto"/>
+            <w:tcBorders>
+              <w:top w:val="single" w:sz="6" w:space="0" w:color="C4C7C5"/>
+              <w:left w:val="single" w:sz="6" w:space="0" w:color="C4C7C5"/>
+              <w:bottom w:val="single" w:sz="6" w:space="0" w:color="C4C7C5"/>
+              <w:right w:val="single" w:sz="6" w:space="0" w:color="C4C7C5"/>
+            </w:tcBorders>
+            <w:tcMar>
+              <w:top w:w="120" w:type="dxa"/>
+              <w:left w:w="180" w:type="dxa"/>
+              <w:bottom w:w="120" w:type="dxa"/>
+              <w:right w:w="180" w:type="dxa"/>
+            </w:tcMar>
+            <w:vAlign w:val="center"/>
+            <w:hideMark/>
+          </w:tcPr>
+          <w:p>
+            <w:r>
+              <w:t>BLUE</w:t>
+            </w:r>
+          </w:p>
+        </w:tc>
+        <w:tc>
+          <w:tcPr>
+            <w:tcW w:w="0" w:type="auto"/>
+            <w:tcBorders>
+              <w:top w:val="single" w:sz="6" w:space="0" w:color="C4C7C5"/>
+              <w:left w:val="single" w:sz="6" w:space="0" w:color="C4C7C5"/>
+              <w:bottom w:val="single" w:sz="6" w:space="0" w:color="C4C7C5"/>
+              <w:right w:val="single" w:sz="6" w:space="0" w:color="C4C7C5"/>
+            </w:tcBorders>
+            <w:tcMar>
+              <w:top w:w="120" w:type="dxa"/>
+              <w:left w:w="180" w:type="dxa"/>
+              <w:bottom w:w="120" w:type="dxa"/>
+              <w:right w:w="180" w:type="dxa"/>
+            </w:tcMar>
+            <w:vAlign w:val="center"/>
+            <w:hideMark/>
+          </w:tcPr>
+          <w:p>
+            <w:r>
+              <w:t>0, 121, 241, 255</w:t>
+            </w:r>
+          </w:p>
+        </w:tc>
+      </w:tr>
+      <w:tr>
+        <w:trPr>
+          <w:tblCellSpacing w:w="15" w:type="dxa"/>
+        </w:trPr>
+        <w:tc>
+          <w:tcPr>
+            <w:tcW w:w="0" w:type="auto"/>
+            <w:tcBorders>
+              <w:top w:val="single" w:sz="6" w:space="0" w:color="C4C7C5"/>
+              <w:left w:val="single" w:sz="6" w:space="0" w:color="C4C7C5"/>
+              <w:bottom w:val="single" w:sz="6" w:space="0" w:color="C4C7C5"/>
+              <w:right w:val="single" w:sz="6" w:space="0" w:color="C4C7C5"/>
+            </w:tcBorders>
+            <w:tcMar>
+              <w:top w:w="120" w:type="dxa"/>
+              <w:left w:w="180" w:type="dxa"/>
+              <w:bottom w:w="120" w:type="dxa"/>
+              <w:right w:w="180" w:type="dxa"/>
+            </w:tcMar>
+            <w:vAlign w:val="center"/>
+            <w:hideMark/>
+          </w:tcPr>
+          <w:p>
+            <w:r>
+              <w:t>GREEN</w:t>
+            </w:r>
+          </w:p>
+        </w:tc>
+        <w:tc>
+          <w:tcPr>
+            <w:tcW w:w="0" w:type="auto"/>
+            <w:tcBorders>
+              <w:top w:val="single" w:sz="6" w:space="0" w:color="C4C7C5"/>
+              <w:left w:val="single" w:sz="6" w:space="0" w:color="C4C7C5"/>
+              <w:bottom w:val="single" w:sz="6" w:space="0" w:color="C4C7C5"/>
+              <w:right w:val="single" w:sz="6" w:space="0" w:color="C4C7C5"/>
+            </w:tcBorders>
+            <w:tcMar>
+              <w:top w:w="120" w:type="dxa"/>
+              <w:left w:w="180" w:type="dxa"/>
+              <w:bottom w:w="120" w:type="dxa"/>
+              <w:right w:w="180" w:type="dxa"/>
+            </w:tcMar>
+            <w:vAlign w:val="center"/>
+            <w:hideMark/>
+          </w:tcPr>
+          <w:p>
+            <w:r>
+              <w:t>0, 228, 48, 255</w:t>
+            </w:r>
+          </w:p>
+        </w:tc>
+      </w:tr>
+      <w:tr>
+        <w:trPr>
+          <w:tblCellSpacing w:w="15" w:type="dxa"/>
+        </w:trPr>
+        <w:tc>
+          <w:tcPr>
+            <w:tcW w:w="0" w:type="auto"/>
+            <w:tcBorders>
+              <w:top w:val="single" w:sz="6" w:space="0" w:color="C4C7C5"/>
+              <w:left w:val="single" w:sz="6" w:space="0" w:color="C4C7C5"/>
+              <w:bottom w:val="single" w:sz="6" w:space="0" w:color="C4C7C5"/>
+              <w:right w:val="single" w:sz="6" w:space="0" w:color="C4C7C5"/>
+            </w:tcBorders>
+            <w:tcMar>
+              <w:top w:w="120" w:type="dxa"/>
+              <w:left w:w="180" w:type="dxa"/>
+              <w:bottom w:w="120" w:type="dxa"/>
+              <w:right w:w="180" w:type="dxa"/>
+            </w:tcMar>
+            <w:vAlign w:val="center"/>
+            <w:hideMark/>
+          </w:tcPr>
+          <w:p>
+            <w:r>
+              <w:t>YELLOW</w:t>
+            </w:r>
+          </w:p>
+        </w:tc>
+        <w:tc>
+          <w:tcPr>
+            <w:tcW w:w="0" w:type="auto"/>
+            <w:tcBorders>
+              <w:top w:val="single" w:sz="6" w:space="0" w:color="C4C7C5"/>
+              <w:left w:val="single" w:sz="6" w:space="0" w:color="C4C7C5"/>
+              <w:bottom w:val="single" w:sz="6" w:space="0" w:color="C4C7C5"/>
+              <w:right w:val="single" w:sz="6" w:space="0" w:color="C4C7C5"/>
+            </w:tcBorders>
+            <w:tcMar>
+              <w:top w:w="120" w:type="dxa"/>
+              <w:left w:w="180" w:type="dxa"/>
+              <w:bottom w:w="120" w:type="dxa"/>
+              <w:right w:w="180" w:type="dxa"/>
+            </w:tcMar>
+            <w:vAlign w:val="center"/>
+            <w:hideMark/>
+          </w:tcPr>
+          <w:p>
+            <w:r>
+              <w:t>253, 249, 0, 255</w:t>
+            </w:r>
+          </w:p>
+        </w:tc>
+      </w:tr>
+    </w:tbl>
+    <w:p>
+      <w:pPr>
+        <w:rPr>
+          <w:lang w:val="en-US"/>
+        </w:rPr>
+      </w:pPr>
+      <w:r>
+        <w:rPr>
+          <w:i/>
+          <w:iCs/>
+          <w:lang w:val="en-US"/>
+        </w:rPr>
+        <w:t xml:space="preserve">(You can also define custom RGBA colors via </w:t>
+      </w:r>
+      <w:r>
+        <w:rPr>
+          <w:lang w:val="en-US"/>
+        </w:rPr>
+        <w:t>Color{ red, green, blue, alpha }</w:t>
+      </w:r>
+      <w:r>
+        <w:rPr>
+          <w:i/>
+          <w:iCs/>
+          <w:lang w:val="en-US"/>
+        </w:rPr>
+        <w:t xml:space="preserve"> as you did in your code.)</w:t>
+      </w:r>
+    </w:p>
+    <w:p>
+      <w:pPr>
+        <w:rPr>
+          <w:b/>
+          <w:bCs/>
+          <w:lang w:val="en-US"/>
+        </w:rPr>
+      </w:pPr>
+      <w:r>
+        <w:rPr>
+          <w:b/>
+          <w:bCs/>
+          <w:lang w:val="en-US"/>
+        </w:rPr>
+        <w:t xml:space="preserve">Standard </w:t>
+      </w:r>
+      <w:proofErr w:type="spellStart"/>
+      <w:r>
+        <w:rPr>
+          <w:b/>
+          <w:bCs/>
+          <w:lang w:val="en-US"/>
+        </w:rPr>
+        <w:t>Raylib</w:t>
+      </w:r>
+      <w:proofErr w:type="spellEnd"/>
+      <w:r>
+        <w:rPr>
+          <w:b/>
+          <w:bCs/>
+          <w:lang w:val="en-US"/>
+        </w:rPr>
+        <w:t xml:space="preserve"> Game Structure</w:t>
+      </w:r>
+    </w:p>
+    <w:p>
+      <w:pPr>
+        <w:rPr>
+          <w:lang w:val="en-US"/>
+        </w:rPr>
+      </w:pPr>
+      <w:r>
+        <w:rPr>
+          <w:lang w:val="en-US"/>
+        </w:rPr>
+        <w:t>C++</w:t>
+      </w:r>
+    </w:p>
+    <w:p>
+      <w:pPr>
+        <w:rPr>
+          <w:lang w:val="en-US"/>
+        </w:rPr>
+      </w:pPr>
+      <w:r>
+        <w:rPr>
+          <w:lang w:val="en-US"/>
+        </w:rPr>
+        <w:t>#</w:t>
+      </w:r>
+      <w:r>
+        <w:rPr>
+          <w:b/>
+          <w:bCs/>
+          <w:lang w:val="en-US"/>
+        </w:rPr>
+        <w:t>include</w:t>
+      </w:r>
+      <w:r>
+        <w:rPr>
+          <w:lang w:val="en-US"/>
+        </w:rPr>
+        <w:t xml:space="preserve"> &lt;</w:t>
+      </w:r>
+      <w:proofErr w:type="spellStart"/>
+      <w:r>
+        <w:rPr>
+          <w:lang w:val="en-US"/>
+        </w:rPr>
+        <w:t>raylib.h</w:t>
+      </w:r>
+      <w:proofErr w:type="spellEnd"/>
+      <w:r>
+        <w:rPr>
+          <w:lang w:val="en-US"/>
+        </w:rPr>
+        <w:t>&gt;</w:t>
+      </w:r>
+    </w:p>
+    <w:p>
+      <w:pPr>
+        <w:rPr>
+          <w:lang w:val="en-US"/>
+        </w:rPr>
+      </w:pPr>
+    </w:p>
+    <w:p>
+      <w:pPr>
+        <w:rPr>
+          <w:lang w:val="en-US"/>
+        </w:rPr>
+      </w:pPr>
+      <w:r>
+        <w:rPr>
+          <w:lang w:val="en-US"/>
+        </w:rPr>
+        <w:t>int main() {</w:t>
+      </w:r>
+    </w:p>
+    <w:p>
+      <w:pPr>
+        <w:rPr>
+          <w:lang w:val="en-US"/>
+        </w:rPr>
+      </w:pPr>
+      <w:r>
+        <w:rPr>
+          <w:lang w:val="en-US"/>
+        </w:rPr>
+        <w:t xml:space="preserve">    </w:t>
+      </w:r>
+      <w:proofErr w:type="spellStart"/>
+      <w:r>
+        <w:rPr>
+          <w:lang w:val="en-US"/>
+        </w:rPr>
+        <w:t>InitWindow</w:t>
+      </w:r>
+      <w:proofErr w:type="spellEnd"/>
+      <w:r>
+        <w:rPr>
+          <w:lang w:val="en-US"/>
+        </w:rPr>
+        <w:t>(800, 600, "Game Title");</w:t>
+      </w:r>
+    </w:p>
+    <w:p>
+      <w:pPr>
+        <w:rPr>
+          <w:lang w:val="en-US"/>
+        </w:rPr>
+      </w:pPr>
+      <w:r>
+        <w:rPr>
+          <w:lang w:val="en-US"/>
+        </w:rPr>
+        <w:t xml:space="preserve">    </w:t>
+      </w:r>
+      <w:proofErr w:type="spellStart"/>
+      <w:r>
+        <w:rPr>
+          <w:lang w:val="en-US"/>
+        </w:rPr>
+        <w:t>SetTargetFPS</w:t>
+      </w:r>
+      <w:proofErr w:type="spellEnd"/>
+      <w:r>
+        <w:rPr>
+          <w:lang w:val="en-US"/>
+        </w:rPr>
+        <w:t>(60);</w:t>
+      </w:r>
+    </w:p>
+    <w:p>
+      <w:pPr>
+        <w:rPr>
+          <w:lang w:val="en-US"/>
+        </w:rPr>
+      </w:pPr>
+    </w:p>
+    <w:p>
+      <w:pPr>
+        <w:rPr>
+          <w:lang w:val="en-US"/>
+        </w:rPr>
+      </w:pPr>
+      <w:r>
+        <w:rPr>
+          <w:lang w:val="en-US"/>
+        </w:rPr>
+        <w:t xml:space="preserve">    // Initializations</w:t>
+      </w:r>
+    </w:p>
+    <w:p>
+      <w:pPr>
+        <w:rPr>
+          <w:lang w:val="en-US"/>
+        </w:rPr>
+      </w:pPr>
+    </w:p>
+    <w:p>
+      <w:pPr>
+        <w:rPr>
+          <w:lang w:val="en-US"/>
+        </w:rPr>
+      </w:pPr>
+      <w:r>
+        <w:rPr>
+          <w:lang w:val="en-US"/>
+        </w:rPr>
+        <w:lastRenderedPageBreak/>
+        <w:t xml:space="preserve">    while (!</w:t>
+      </w:r>
+      <w:proofErr w:type="spellStart"/>
+      <w:r>
+        <w:rPr>
+          <w:lang w:val="en-US"/>
+        </w:rPr>
+        <w:t>WindowShouldClose</w:t>
+      </w:r>
+      <w:proofErr w:type="spellEnd"/>
+      <w:r>
+        <w:rPr>
+          <w:lang w:val="en-US"/>
+        </w:rPr>
+        <w:t>()) {</w:t>
+      </w:r>
+    </w:p>
+    <w:p>
+      <w:pPr>
+        <w:rPr>
+          <w:lang w:val="en-US"/>
+        </w:rPr>
+      </w:pPr>
+      <w:r>
+        <w:rPr>
+          <w:lang w:val="en-US"/>
+        </w:rPr>
+        <w:t xml:space="preserve">        // 1. Update positions &amp; handle input</w:t>
+      </w:r>
+    </w:p>
+    <w:p>
+      <w:pPr>
+        <w:rPr>
+          <w:lang w:val="en-US"/>
+        </w:rPr>
+      </w:pPr>
+      <w:r>
+        <w:rPr>
+          <w:lang w:val="en-US"/>
+        </w:rPr>
+        <w:t xml:space="preserve">        // 2. Perform collision detection</w:t>
+      </w:r>
+    </w:p>
+    <w:p>
+      <w:pPr>
+        <w:rPr>
+          <w:lang w:val="en-US"/>
+        </w:rPr>
+      </w:pPr>
+    </w:p>
+    <w:p>
+      <w:pPr>
+        <w:rPr>
+          <w:lang w:val="en-US"/>
+        </w:rPr>
+      </w:pPr>
+      <w:r>
+        <w:rPr>
+          <w:lang w:val="en-US"/>
+        </w:rPr>
+        <w:t xml:space="preserve">        </w:t>
+      </w:r>
+      <w:proofErr w:type="spellStart"/>
+      <w:r>
+        <w:rPr>
+          <w:lang w:val="en-US"/>
+        </w:rPr>
+        <w:t>BeginDrawing</w:t>
+      </w:r>
+      <w:proofErr w:type="spellEnd"/>
+      <w:r>
+        <w:rPr>
+          <w:lang w:val="en-US"/>
+        </w:rPr>
+        <w:t>();</w:t>
+      </w:r>
+    </w:p>
+    <w:p>
+      <w:pPr>
+        <w:rPr>
+          <w:lang w:val="en-US"/>
+        </w:rPr>
+      </w:pPr>
+      <w:r>
+        <w:rPr>
+          <w:lang w:val="en-US"/>
+        </w:rPr>
+        <w:t xml:space="preserve">        </w:t>
+      </w:r>
+      <w:proofErr w:type="spellStart"/>
+      <w:r>
+        <w:rPr>
+          <w:lang w:val="en-US"/>
+        </w:rPr>
+        <w:t>ClearBackground</w:t>
+      </w:r>
+      <w:proofErr w:type="spellEnd"/>
+      <w:r>
+        <w:rPr>
+          <w:lang w:val="en-US"/>
+        </w:rPr>
+        <w:t>(BLACK);</w:t>
+      </w:r>
+    </w:p>
+    <w:p>
+      <w:pPr>
+        <w:rPr>
+          <w:lang w:val="en-US"/>
+        </w:rPr>
+      </w:pPr>
+    </w:p>
+    <w:p>
+      <w:pPr>
+        <w:rPr>
+          <w:lang w:val="en-US"/>
+        </w:rPr>
+      </w:pPr>
+      <w:r>
+        <w:rPr>
+          <w:lang w:val="en-US"/>
+        </w:rPr>
+        <w:t xml:space="preserve">        // 3. Render game entities</w:t>
+      </w:r>
+    </w:p>
+    <w:p>
+      <w:pPr>
+        <w:rPr>
+          <w:lang w:val="en-US"/>
+        </w:rPr>
+      </w:pPr>
+    </w:p>
+    <w:p>
+      <w:pPr>
+        <w:rPr>
+          <w:lang w:val="en-US"/>
+        </w:rPr>
+      </w:pPr>
+      <w:r>
+        <w:rPr>
+          <w:lang w:val="en-US"/>
+        </w:rPr>
+        <w:t xml:space="preserve">        </w:t>
+      </w:r>
+      <w:proofErr w:type="spellStart"/>
+      <w:r>
+        <w:rPr>
+          <w:lang w:val="en-US"/>
+        </w:rPr>
+        <w:t>EndDrawing</w:t>
+      </w:r>
+      <w:proofErr w:type="spellEnd"/>
+      <w:r>
+        <w:rPr>
+          <w:lang w:val="en-US"/>
+        </w:rPr>
+        <w:t>();</w:t>
+      </w:r>
+    </w:p>
+    <w:p>
+      <w:pPr>
+        <w:rPr>
+          <w:lang w:val="en-US"/>
+        </w:rPr>
+      </w:pPr>
+      <w:r>
+        <w:rPr>
+          <w:lang w:val="en-US"/>
+        </w:rPr>
+        <w:t xml:space="preserve">    }</w:t>
+      </w:r>
+    </w:p>
+    <w:p>
+      <w:pPr>
+        <w:rPr>
+          <w:lang w:val="en-US"/>
+        </w:rPr>
+      </w:pPr>
+    </w:p>
+    <w:p>
+      <w:pPr>
+        <w:rPr>
+          <w:lang w:val="en-US"/>
+        </w:rPr>
+      </w:pPr>
+      <w:r>
+        <w:rPr>
+          <w:lang w:val="en-US"/>
+        </w:rPr>
+        <w:t xml:space="preserve">    </w:t>
+      </w:r>
+      <w:proofErr w:type="spellStart"/>
+      <w:r>
+        <w:rPr>
+          <w:lang w:val="en-US"/>
+        </w:rPr>
+        <w:t>CloseWindow</w:t>
+      </w:r>
+      <w:proofErr w:type="spellEnd"/>
+      <w:r>
+        <w:rPr>
+          <w:lang w:val="en-US"/>
+        </w:rPr>
+        <w:t>();</w:t>
+      </w:r>
+    </w:p>
+    <w:p>
+      <w:pPr>
+        <w:rPr>
+          <w:lang w:val="en-US"/>
+        </w:rPr>
+      </w:pPr>
+      <w:r>
+        <w:rPr>
+          <w:lang w:val="en-US"/>
+        </w:rPr>
+        <w:t xml:space="preserve">    return 0;</w:t>
+      </w:r>
+    </w:p>
+    <w:p>
+      <w:pPr>
+        <w:pBdr>
+          <w:bottom w:val="single" w:sz="6" w:space="1" w:color="auto"/>
+        </w:pBdr>
+        <w:rPr>
+          <w:lang w:val="en-US"/>
+        </w:rPr>
+      </w:pPr>
+      <w:r>
+        <w:rPr>
+          <w:lang w:val="en-US"/>
+        </w:rPr>
+        <w:t>}</w:t>
+      </w:r>
+    </w:p>
+    <w:p>
+      <w:pPr>
+        <w:rPr>
+          <w:b/>
+          <w:bCs/>
+          <w:lang w:val="en-US"/>
+        </w:rPr>
+      </w:pPr>
+      <w:r>
+        <w:rPr>
+          <w:b/>
+          <w:bCs/>
+          <w:lang w:val="en-US"/>
+        </w:rPr>
+        <w:t>3. Implement It From Scratch</w:t>
+      </w:r>
+    </w:p>
+    <w:p>
+      <w:pPr>
+        <w:rPr>
+          <w:lang w:val="en-US"/>
+        </w:rPr>
+      </w:pPr>
+      <w:r>
+        <w:rPr>
+          <w:lang w:val="en-US"/>
+        </w:rPr>
+        <w:t>Open an empty main.cpp and implement Pong step-by-step on your own:</w:t>
+      </w:r>
+    </w:p>
+    <w:p>
+      <w:pPr>
+        <w:numPr>
+          <w:ilvl w:val="0"/>
+          <w:numId w:val="18"/>
+        </w:numPr>
+        <w:rPr>
+          <w:lang w:val="en-US"/>
+        </w:rPr>
+      </w:pPr>
+      <w:r>
+        <w:rPr>
+          <w:b/>
+          <w:bCs/>
+          <w:lang w:val="en-US"/>
+        </w:rPr>
+        <w:t>Window Setup:</w:t>
+      </w:r>
+      <w:r>
+        <w:rPr>
+          <w:lang w:val="en-US"/>
+        </w:rPr>
+        <w:t xml:space="preserve"> Get a blank screen running at 60 FPS.</w:t>
+      </w:r>
+    </w:p>
+    <w:p>
+      <w:pPr>
+        <w:numPr>
+          <w:ilvl w:val="0"/>
+          <w:numId w:val="18"/>
+        </w:numPr>
+        <w:rPr>
+          <w:lang w:val="en-US"/>
+        </w:rPr>
+      </w:pPr>
+      <w:r>
+        <w:rPr>
+          <w:b/>
+          <w:bCs/>
+          <w:lang w:val="en-US"/>
+        </w:rPr>
+        <w:t>The Ball:</w:t>
+      </w:r>
+      <w:r>
+        <w:rPr>
+          <w:lang w:val="en-US"/>
+        </w:rPr>
+        <w:t xml:space="preserve"> Render a circle and make it bounce off top/bottom boundaries.</w:t>
+      </w:r>
+    </w:p>
+    <w:p>
+      <w:pPr>
+        <w:numPr>
+          <w:ilvl w:val="0"/>
+          <w:numId w:val="18"/>
+        </w:numPr>
+        <w:rPr>
+          <w:lang w:val="en-US"/>
+        </w:rPr>
+      </w:pPr>
+      <w:r>
+        <w:rPr>
+          <w:b/>
+          <w:bCs/>
+          <w:lang w:val="en-US"/>
+        </w:rPr>
+        <w:t>Player Paddle:</w:t>
+      </w:r>
+      <w:r>
+        <w:rPr>
+          <w:lang w:val="en-US"/>
+        </w:rPr>
+        <w:t xml:space="preserve"> Add key inputs (</w:t>
+      </w:r>
+      <w:proofErr w:type="spellStart"/>
+      <w:r>
+        <w:rPr>
+          <w:lang w:val="en-US"/>
+        </w:rPr>
+        <w:t>IsKeyDown</w:t>
+      </w:r>
+      <w:proofErr w:type="spellEnd"/>
+      <w:r>
+        <w:rPr>
+          <w:lang w:val="en-US"/>
+        </w:rPr>
+        <w:t>) to move a rectangle vertically within screen bounds.</w:t>
+      </w:r>
+    </w:p>
+    <w:p>
+      <w:pPr>
+        <w:numPr>
+          <w:ilvl w:val="0"/>
+          <w:numId w:val="18"/>
+        </w:numPr>
+        <w:rPr>
+          <w:lang w:val="en-US"/>
+        </w:rPr>
+      </w:pPr>
+      <w:r>
+        <w:rPr>
+          <w:b/>
+          <w:bCs/>
+          <w:lang w:val="en-US"/>
+        </w:rPr>
+        <w:t>Collision:</w:t>
+      </w:r>
+      <w:r>
+        <w:rPr>
+          <w:lang w:val="en-US"/>
+        </w:rPr>
+        <w:t xml:space="preserve"> Add bounding-box checks between ball and paddles.</w:t>
+      </w:r>
+    </w:p>
+    <w:p>
+      <w:pPr>
+        <w:numPr>
+          <w:ilvl w:val="0"/>
+          <w:numId w:val="18"/>
+        </w:numPr>
+        <w:rPr>
+          <w:lang w:val="en-US"/>
+        </w:rPr>
+      </w:pPr>
+      <w:r>
+        <w:rPr>
+          <w:b/>
+          <w:bCs/>
+          <w:lang w:val="en-US"/>
+        </w:rPr>
+        <w:t>CPU Paddle:</w:t>
+      </w:r>
+      <w:r>
+        <w:rPr>
+          <w:lang w:val="en-US"/>
+        </w:rPr>
+        <w:t xml:space="preserve"> Implement a simple tracking algorithm.</w:t>
+      </w:r>
+    </w:p>
+    <w:p>
+      <w:pPr>
+        <w:numPr>
+          <w:ilvl w:val="0"/>
+          <w:numId w:val="18"/>
+        </w:numPr>
+        <w:rPr>
+          <w:lang w:val="en-US"/>
+        </w:rPr>
+      </w:pPr>
+      <w:r>
+        <w:rPr>
+          <w:b/>
+          <w:bCs/>
+          <w:lang w:val="en-US"/>
+        </w:rPr>
+        <w:t>Scoring &amp; Reset:</w:t>
+      </w:r>
+      <w:r>
+        <w:rPr>
+          <w:lang w:val="en-US"/>
+        </w:rPr>
+        <w:t xml:space="preserve"> Track scores and reset ball state on screen exits.</w:t>
       </w:r>
     </w:p>
     <w:p>
@@ -1937,6 +5162,155 @@
 <file path=word/numbering.xml><?xml version="1.0" encoding="utf-8"?>
 <w:numbering xmlns:wpc="http://schemas.microsoft.com/office/word/2010/wordprocessingCanvas" xmlns:cx="http://schemas.microsoft.com/office/drawing/2014/chartex" xmlns:cx1="http://schemas.microsoft.com/office/drawing/2015/9/8/chartex" xmlns:cx2="http://schemas.microsoft.com/office/drawing/2015/10/21/chartex" xmlns:cx3="http://schemas.microsoft.com/office/drawing/2016/5/9/chartex" xmlns:cx4="http://schemas.microsoft.com/office/drawing/2016/5/10/chartex" xmlns:cx5="http://schemas.microsoft.com/office/drawing/2016/5/11/chartex" xmlns:cx6="http://schemas.microsoft.com/office/drawing/2016/5/12/chartex" xmlns:cx7="http://schemas.microsoft.com/office/drawing/2016/5/13/chartex" xmlns:cx8="http://schemas.microsoft.com/office/drawing/2016/5/14/chartex" xmlns:mc="http://schemas.openxmlformats.org/markup-compatibility/2006" xmlns:aink="http://schemas.microsoft.com/office/drawing/2016/ink" xmlns:am3d="http://schemas.microsoft.com/office/drawing/2017/model3d" xmlns:o="urn:schemas-microsoft-com:office:office" xmlns:oel="http://schemas.microsoft.com/office/2019/extlst" xmlns:r="http://schemas.openxmlformats.org/officeDocument/2006/relationships" xmlns:m="http://schemas.openxmlformats.org/officeDocument/2006/math" xmlns:v="urn:schemas-microsoft-com:vml" xmlns:wp14="http://schemas.microsoft.com/office/word/2010/wordprocessingDrawing" xmlns:wp="http://schemas.openxmlformats.org/drawingml/2006/wordprocessingDrawing" xmlns:w10="urn:schemas-microsoft-com:office:word" xmlns:w="http://schemas.openxmlformats.org/wordprocessingml/2006/main" xmlns:w14="http://schemas.microsoft.com/office/word/2010/wordml" xmlns:w15="http://schemas.microsoft.com/office/word/2012/wordml" xmlns:w16cex="http://schemas.microsoft.com/office/word/2018/wordml/cex" xmlns:w16cid="http://schemas.microsoft.com/office/word/2016/wordml/cid" xmlns:w16="http://schemas.microsoft.com/office/word/2018/wordml" xmlns:w16du="http://schemas.microsoft.com/office/word/2023/wordml/word16du" xmlns:w16sdtdh="http://schemas.microsoft.com/office/word/2020/wordml/sdtdatahash" xmlns:w16sdtfl="http://schemas.microsoft.com/office/word/2024/wordml/sdtformatlock" xmlns:w16se="http://schemas.microsoft.com/office/word/2015/wordml/symex" xmlns:wpg="http://schemas.microsoft.com/office/word/2010/wordprocessingGroup" xmlns:wpi="http://schemas.microsoft.com/office/word/2010/wordprocessingInk" xmlns:wne="http://schemas.microsoft.com/office/word/2006/wordml" xmlns:wps="http://schemas.microsoft.com/office/word/2010/wordprocessingShape" mc:Ignorable="w14 w15 w16se w16cid w16 w16cex w16sdtdh w16sdtfl w16du wp14">
   <w:abstractNum w:abstractNumId="0" w15:restartNumberingAfterBreak="0">
+    <w:nsid w:val="04E86AAB"/>
+    <w:multiLevelType w:val="multilevel"/>
+    <w:tmpl w:val="D2246EA2"/>
+    <w:lvl w:ilvl="0">
+      <w:start w:val="1"/>
+      <w:numFmt w:val="bullet"/>
+      <w:lvlText w:val=""/>
+      <w:lvlJc w:val="left"/>
+      <w:pPr>
+        <w:tabs>
+          <w:tab w:val="num" w:pos="720"/>
+        </w:tabs>
+        <w:ind w:left="720" w:hanging="360"/>
+      </w:pPr>
+      <w:rPr>
+        <w:rFonts w:ascii="Symbol" w:hAnsi="Symbol" w:hint="default"/>
+        <w:sz w:val="20"/>
+      </w:rPr>
+    </w:lvl>
+    <w:lvl w:ilvl="1" w:tentative="1">
+      <w:start w:val="1"/>
+      <w:numFmt w:val="bullet"/>
+      <w:lvlText w:val="o"/>
+      <w:lvlJc w:val="left"/>
+      <w:pPr>
+        <w:tabs>
+          <w:tab w:val="num" w:pos="1440"/>
+        </w:tabs>
+        <w:ind w:left="1440" w:hanging="360"/>
+      </w:pPr>
+      <w:rPr>
+        <w:rFonts w:ascii="Courier New" w:hAnsi="Courier New" w:hint="default"/>
+        <w:sz w:val="20"/>
+      </w:rPr>
+    </w:lvl>
+    <w:lvl w:ilvl="2" w:tentative="1">
+      <w:start w:val="1"/>
+      <w:numFmt w:val="bullet"/>
+      <w:lvlText w:val=""/>
+      <w:lvlJc w:val="left"/>
+      <w:pPr>
+        <w:tabs>
+          <w:tab w:val="num" w:pos="2160"/>
+        </w:tabs>
+        <w:ind w:left="2160" w:hanging="360"/>
+      </w:pPr>
+      <w:rPr>
+        <w:rFonts w:ascii="Wingdings" w:hAnsi="Wingdings" w:hint="default"/>
+        <w:sz w:val="20"/>
+      </w:rPr>
+    </w:lvl>
+    <w:lvl w:ilvl="3" w:tentative="1">
+      <w:start w:val="1"/>
+      <w:numFmt w:val="bullet"/>
+      <w:lvlText w:val=""/>
+      <w:lvlJc w:val="left"/>
+      <w:pPr>
+        <w:tabs>
+          <w:tab w:val="num" w:pos="2880"/>
+        </w:tabs>
+        <w:ind w:left="2880" w:hanging="360"/>
+      </w:pPr>
+      <w:rPr>
+        <w:rFonts w:ascii="Wingdings" w:hAnsi="Wingdings" w:hint="default"/>
+        <w:sz w:val="20"/>
+      </w:rPr>
+    </w:lvl>
+    <w:lvl w:ilvl="4" w:tentative="1">
+      <w:start w:val="1"/>
+      <w:numFmt w:val="bullet"/>
+      <w:lvlText w:val=""/>
+      <w:lvlJc w:val="left"/>
+      <w:pPr>
+        <w:tabs>
+          <w:tab w:val="num" w:pos="3600"/>
+        </w:tabs>
+        <w:ind w:left="3600" w:hanging="360"/>
+      </w:pPr>
+      <w:rPr>
+        <w:rFonts w:ascii="Wingdings" w:hAnsi="Wingdings" w:hint="default"/>
+        <w:sz w:val="20"/>
+      </w:rPr>
+    </w:lvl>
+    <w:lvl w:ilvl="5" w:tentative="1">
+      <w:start w:val="1"/>
+      <w:numFmt w:val="bullet"/>
+      <w:lvlText w:val=""/>
+      <w:lvlJc w:val="left"/>
+      <w:pPr>
+        <w:tabs>
+          <w:tab w:val="num" w:pos="4320"/>
+        </w:tabs>
+        <w:ind w:left="4320" w:hanging="360"/>
+      </w:pPr>
+      <w:rPr>
+        <w:rFonts w:ascii="Wingdings" w:hAnsi="Wingdings" w:hint="default"/>
+        <w:sz w:val="20"/>
+      </w:rPr>
+    </w:lvl>
+    <w:lvl w:ilvl="6" w:tentative="1">
+      <w:start w:val="1"/>
+      <w:numFmt w:val="bullet"/>
+      <w:lvlText w:val=""/>
+      <w:lvlJc w:val="left"/>
+      <w:pPr>
+        <w:tabs>
+          <w:tab w:val="num" w:pos="5040"/>
+        </w:tabs>
+        <w:ind w:left="5040" w:hanging="360"/>
+      </w:pPr>
+      <w:rPr>
+        <w:rFonts w:ascii="Wingdings" w:hAnsi="Wingdings" w:hint="default"/>
+        <w:sz w:val="20"/>
+      </w:rPr>
+    </w:lvl>
+    <w:lvl w:ilvl="7" w:tentative="1">
+      <w:start w:val="1"/>
+      <w:numFmt w:val="bullet"/>
+      <w:lvlText w:val=""/>
+      <w:lvlJc w:val="left"/>
+      <w:pPr>
+        <w:tabs>
+          <w:tab w:val="num" w:pos="5760"/>
+        </w:tabs>
+        <w:ind w:left="5760" w:hanging="360"/>
+      </w:pPr>
+      <w:rPr>
+        <w:rFonts w:ascii="Wingdings" w:hAnsi="Wingdings" w:hint="default"/>
+        <w:sz w:val="20"/>
+      </w:rPr>
+    </w:lvl>
+    <w:lvl w:ilvl="8" w:tentative="1">
+      <w:start w:val="1"/>
+      <w:numFmt w:val="bullet"/>
+      <w:lvlText w:val=""/>
+      <w:lvlJc w:val="left"/>
+      <w:pPr>
+        <w:tabs>
+          <w:tab w:val="num" w:pos="6480"/>
+        </w:tabs>
+        <w:ind w:left="6480" w:hanging="360"/>
+      </w:pPr>
+      <w:rPr>
+        <w:rFonts w:ascii="Wingdings" w:hAnsi="Wingdings" w:hint="default"/>
+        <w:sz w:val="20"/>
+      </w:rPr>
+    </w:lvl>
+  </w:abstractNum>
+  <w:abstractNum w:abstractNumId="1" w15:restartNumberingAfterBreak="0">
     <w:nsid w:val="0CC354D1"/>
     <w:multiLevelType w:val="multilevel"/>
     <w:tmpl w:val="49D86B6C"/>
@@ -2085,7 +5459,120 @@
       </w:rPr>
     </w:lvl>
   </w:abstractNum>
-  <w:abstractNum w:abstractNumId="1" w15:restartNumberingAfterBreak="0">
+  <w:abstractNum w:abstractNumId="2" w15:restartNumberingAfterBreak="0">
+    <w:nsid w:val="2C0C7D2D"/>
+    <w:multiLevelType w:val="multilevel"/>
+    <w:tmpl w:val="D3C482FA"/>
+    <w:lvl w:ilvl="0">
+      <w:start w:val="1"/>
+      <w:numFmt w:val="decimal"/>
+      <w:lvlText w:val="%1."/>
+      <w:lvlJc w:val="left"/>
+      <w:pPr>
+        <w:tabs>
+          <w:tab w:val="num" w:pos="720"/>
+        </w:tabs>
+        <w:ind w:left="720" w:hanging="360"/>
+      </w:pPr>
+    </w:lvl>
+    <w:lvl w:ilvl="1" w:tentative="1">
+      <w:start w:val="1"/>
+      <w:numFmt w:val="decimal"/>
+      <w:lvlText w:val="%2."/>
+      <w:lvlJc w:val="left"/>
+      <w:pPr>
+        <w:tabs>
+          <w:tab w:val="num" w:pos="1440"/>
+        </w:tabs>
+        <w:ind w:left="1440" w:hanging="360"/>
+      </w:pPr>
+    </w:lvl>
+    <w:lvl w:ilvl="2" w:tentative="1">
+      <w:start w:val="1"/>
+      <w:numFmt w:val="decimal"/>
+      <w:lvlText w:val="%3."/>
+      <w:lvlJc w:val="left"/>
+      <w:pPr>
+        <w:tabs>
+          <w:tab w:val="num" w:pos="2160"/>
+        </w:tabs>
+        <w:ind w:left="2160" w:hanging="360"/>
+      </w:pPr>
+    </w:lvl>
+    <w:lvl w:ilvl="3" w:tentative="1">
+      <w:start w:val="1"/>
+      <w:numFmt w:val="decimal"/>
+      <w:lvlText w:val="%4."/>
+      <w:lvlJc w:val="left"/>
+      <w:pPr>
+        <w:tabs>
+          <w:tab w:val="num" w:pos="2880"/>
+        </w:tabs>
+        <w:ind w:left="2880" w:hanging="360"/>
+      </w:pPr>
+    </w:lvl>
+    <w:lvl w:ilvl="4" w:tentative="1">
+      <w:start w:val="1"/>
+      <w:numFmt w:val="decimal"/>
+      <w:lvlText w:val="%5."/>
+      <w:lvlJc w:val="left"/>
+      <w:pPr>
+        <w:tabs>
+          <w:tab w:val="num" w:pos="3600"/>
+        </w:tabs>
+        <w:ind w:left="3600" w:hanging="360"/>
+      </w:pPr>
+    </w:lvl>
+    <w:lvl w:ilvl="5" w:tentative="1">
+      <w:start w:val="1"/>
+      <w:numFmt w:val="decimal"/>
+      <w:lvlText w:val="%6."/>
+      <w:lvlJc w:val="left"/>
+      <w:pPr>
+        <w:tabs>
+          <w:tab w:val="num" w:pos="4320"/>
+        </w:tabs>
+        <w:ind w:left="4320" w:hanging="360"/>
+      </w:pPr>
+    </w:lvl>
+    <w:lvl w:ilvl="6" w:tentative="1">
+      <w:start w:val="1"/>
+      <w:numFmt w:val="decimal"/>
+      <w:lvlText w:val="%7."/>
+      <w:lvlJc w:val="left"/>
+      <w:pPr>
+        <w:tabs>
+          <w:tab w:val="num" w:pos="5040"/>
+        </w:tabs>
+        <w:ind w:left="5040" w:hanging="360"/>
+      </w:pPr>
+    </w:lvl>
+    <w:lvl w:ilvl="7" w:tentative="1">
+      <w:start w:val="1"/>
+      <w:numFmt w:val="decimal"/>
+      <w:lvlText w:val="%8."/>
+      <w:lvlJc w:val="left"/>
+      <w:pPr>
+        <w:tabs>
+          <w:tab w:val="num" w:pos="5760"/>
+        </w:tabs>
+        <w:ind w:left="5760" w:hanging="360"/>
+      </w:pPr>
+    </w:lvl>
+    <w:lvl w:ilvl="8" w:tentative="1">
+      <w:start w:val="1"/>
+      <w:numFmt w:val="decimal"/>
+      <w:lvlText w:val="%9."/>
+      <w:lvlJc w:val="left"/>
+      <w:pPr>
+        <w:tabs>
+          <w:tab w:val="num" w:pos="6480"/>
+        </w:tabs>
+        <w:ind w:left="6480" w:hanging="360"/>
+      </w:pPr>
+    </w:lvl>
+  </w:abstractNum>
+  <w:abstractNum w:abstractNumId="3" w15:restartNumberingAfterBreak="0">
     <w:nsid w:val="3A0A539D"/>
     <w:multiLevelType w:val="multilevel"/>
     <w:tmpl w:val="09FE96BC"/>
@@ -2234,7 +5721,156 @@
       </w:rPr>
     </w:lvl>
   </w:abstractNum>
-  <w:abstractNum w:abstractNumId="2" w15:restartNumberingAfterBreak="0">
+  <w:abstractNum w:abstractNumId="4" w15:restartNumberingAfterBreak="0">
+    <w:nsid w:val="3A8B2C16"/>
+    <w:multiLevelType w:val="multilevel"/>
+    <w:tmpl w:val="F650E2C8"/>
+    <w:lvl w:ilvl="0">
+      <w:start w:val="1"/>
+      <w:numFmt w:val="bullet"/>
+      <w:lvlText w:val=""/>
+      <w:lvlJc w:val="left"/>
+      <w:pPr>
+        <w:tabs>
+          <w:tab w:val="num" w:pos="720"/>
+        </w:tabs>
+        <w:ind w:left="720" w:hanging="360"/>
+      </w:pPr>
+      <w:rPr>
+        <w:rFonts w:ascii="Symbol" w:hAnsi="Symbol" w:hint="default"/>
+        <w:sz w:val="20"/>
+      </w:rPr>
+    </w:lvl>
+    <w:lvl w:ilvl="1">
+      <w:start w:val="1"/>
+      <w:numFmt w:val="bullet"/>
+      <w:lvlText w:val="o"/>
+      <w:lvlJc w:val="left"/>
+      <w:pPr>
+        <w:tabs>
+          <w:tab w:val="num" w:pos="1440"/>
+        </w:tabs>
+        <w:ind w:left="1440" w:hanging="360"/>
+      </w:pPr>
+      <w:rPr>
+        <w:rFonts w:ascii="Courier New" w:hAnsi="Courier New" w:hint="default"/>
+        <w:sz w:val="20"/>
+      </w:rPr>
+    </w:lvl>
+    <w:lvl w:ilvl="2" w:tentative="1">
+      <w:start w:val="1"/>
+      <w:numFmt w:val="bullet"/>
+      <w:lvlText w:val=""/>
+      <w:lvlJc w:val="left"/>
+      <w:pPr>
+        <w:tabs>
+          <w:tab w:val="num" w:pos="2160"/>
+        </w:tabs>
+        <w:ind w:left="2160" w:hanging="360"/>
+      </w:pPr>
+      <w:rPr>
+        <w:rFonts w:ascii="Wingdings" w:hAnsi="Wingdings" w:hint="default"/>
+        <w:sz w:val="20"/>
+      </w:rPr>
+    </w:lvl>
+    <w:lvl w:ilvl="3" w:tentative="1">
+      <w:start w:val="1"/>
+      <w:numFmt w:val="bullet"/>
+      <w:lvlText w:val=""/>
+      <w:lvlJc w:val="left"/>
+      <w:pPr>
+        <w:tabs>
+          <w:tab w:val="num" w:pos="2880"/>
+        </w:tabs>
+        <w:ind w:left="2880" w:hanging="360"/>
+      </w:pPr>
+      <w:rPr>
+        <w:rFonts w:ascii="Wingdings" w:hAnsi="Wingdings" w:hint="default"/>
+        <w:sz w:val="20"/>
+      </w:rPr>
+    </w:lvl>
+    <w:lvl w:ilvl="4" w:tentative="1">
+      <w:start w:val="1"/>
+      <w:numFmt w:val="bullet"/>
+      <w:lvlText w:val=""/>
+      <w:lvlJc w:val="left"/>
+      <w:pPr>
+        <w:tabs>
+          <w:tab w:val="num" w:pos="3600"/>
+        </w:tabs>
+        <w:ind w:left="3600" w:hanging="360"/>
+      </w:pPr>
+      <w:rPr>
+        <w:rFonts w:ascii="Wingdings" w:hAnsi="Wingdings" w:hint="default"/>
+        <w:sz w:val="20"/>
+      </w:rPr>
+    </w:lvl>
+    <w:lvl w:ilvl="5" w:tentative="1">
+      <w:start w:val="1"/>
+      <w:numFmt w:val="bullet"/>
+      <w:lvlText w:val=""/>
+      <w:lvlJc w:val="left"/>
+      <w:pPr>
+        <w:tabs>
+          <w:tab w:val="num" w:pos="4320"/>
+        </w:tabs>
+        <w:ind w:left="4320" w:hanging="360"/>
+      </w:pPr>
+      <w:rPr>
+        <w:rFonts w:ascii="Wingdings" w:hAnsi="Wingdings" w:hint="default"/>
+        <w:sz w:val="20"/>
+      </w:rPr>
+    </w:lvl>
+    <w:lvl w:ilvl="6" w:tentative="1">
+      <w:start w:val="1"/>
+      <w:numFmt w:val="bullet"/>
+      <w:lvlText w:val=""/>
+      <w:lvlJc w:val="left"/>
+      <w:pPr>
+        <w:tabs>
+          <w:tab w:val="num" w:pos="5040"/>
+        </w:tabs>
+        <w:ind w:left="5040" w:hanging="360"/>
+      </w:pPr>
+      <w:rPr>
+        <w:rFonts w:ascii="Wingdings" w:hAnsi="Wingdings" w:hint="default"/>
+        <w:sz w:val="20"/>
+      </w:rPr>
+    </w:lvl>
+    <w:lvl w:ilvl="7" w:tentative="1">
+      <w:start w:val="1"/>
+      <w:numFmt w:val="bullet"/>
+      <w:lvlText w:val=""/>
+      <w:lvlJc w:val="left"/>
+      <w:pPr>
+        <w:tabs>
+          <w:tab w:val="num" w:pos="5760"/>
+        </w:tabs>
+        <w:ind w:left="5760" w:hanging="360"/>
+      </w:pPr>
+      <w:rPr>
+        <w:rFonts w:ascii="Wingdings" w:hAnsi="Wingdings" w:hint="default"/>
+        <w:sz w:val="20"/>
+      </w:rPr>
+    </w:lvl>
+    <w:lvl w:ilvl="8" w:tentative="1">
+      <w:start w:val="1"/>
+      <w:numFmt w:val="bullet"/>
+      <w:lvlText w:val=""/>
+      <w:lvlJc w:val="left"/>
+      <w:pPr>
+        <w:tabs>
+          <w:tab w:val="num" w:pos="6480"/>
+        </w:tabs>
+        <w:ind w:left="6480" w:hanging="360"/>
+      </w:pPr>
+      <w:rPr>
+        <w:rFonts w:ascii="Wingdings" w:hAnsi="Wingdings" w:hint="default"/>
+        <w:sz w:val="20"/>
+      </w:rPr>
+    </w:lvl>
+  </w:abstractNum>
+  <w:abstractNum w:abstractNumId="5" w15:restartNumberingAfterBreak="0">
     <w:nsid w:val="3D8A0F74"/>
     <w:multiLevelType w:val="multilevel"/>
     <w:tmpl w:val="F8685250"/>
@@ -2383,7 +6019,454 @@
       </w:rPr>
     </w:lvl>
   </w:abstractNum>
-  <w:abstractNum w:abstractNumId="3" w15:restartNumberingAfterBreak="0">
+  <w:abstractNum w:abstractNumId="6" w15:restartNumberingAfterBreak="0">
+    <w:nsid w:val="3E1B4643"/>
+    <w:multiLevelType w:val="multilevel"/>
+    <w:tmpl w:val="65666E0A"/>
+    <w:lvl w:ilvl="0">
+      <w:start w:val="1"/>
+      <w:numFmt w:val="bullet"/>
+      <w:lvlText w:val=""/>
+      <w:lvlJc w:val="left"/>
+      <w:pPr>
+        <w:tabs>
+          <w:tab w:val="num" w:pos="720"/>
+        </w:tabs>
+        <w:ind w:left="720" w:hanging="360"/>
+      </w:pPr>
+      <w:rPr>
+        <w:rFonts w:ascii="Symbol" w:hAnsi="Symbol" w:hint="default"/>
+        <w:sz w:val="20"/>
+      </w:rPr>
+    </w:lvl>
+    <w:lvl w:ilvl="1" w:tentative="1">
+      <w:start w:val="1"/>
+      <w:numFmt w:val="bullet"/>
+      <w:lvlText w:val="o"/>
+      <w:lvlJc w:val="left"/>
+      <w:pPr>
+        <w:tabs>
+          <w:tab w:val="num" w:pos="1440"/>
+        </w:tabs>
+        <w:ind w:left="1440" w:hanging="360"/>
+      </w:pPr>
+      <w:rPr>
+        <w:rFonts w:ascii="Courier New" w:hAnsi="Courier New" w:hint="default"/>
+        <w:sz w:val="20"/>
+      </w:rPr>
+    </w:lvl>
+    <w:lvl w:ilvl="2" w:tentative="1">
+      <w:start w:val="1"/>
+      <w:numFmt w:val="bullet"/>
+      <w:lvlText w:val=""/>
+      <w:lvlJc w:val="left"/>
+      <w:pPr>
+        <w:tabs>
+          <w:tab w:val="num" w:pos="2160"/>
+        </w:tabs>
+        <w:ind w:left="2160" w:hanging="360"/>
+      </w:pPr>
+      <w:rPr>
+        <w:rFonts w:ascii="Wingdings" w:hAnsi="Wingdings" w:hint="default"/>
+        <w:sz w:val="20"/>
+      </w:rPr>
+    </w:lvl>
+    <w:lvl w:ilvl="3" w:tentative="1">
+      <w:start w:val="1"/>
+      <w:numFmt w:val="bullet"/>
+      <w:lvlText w:val=""/>
+      <w:lvlJc w:val="left"/>
+      <w:pPr>
+        <w:tabs>
+          <w:tab w:val="num" w:pos="2880"/>
+        </w:tabs>
+        <w:ind w:left="2880" w:hanging="360"/>
+      </w:pPr>
+      <w:rPr>
+        <w:rFonts w:ascii="Wingdings" w:hAnsi="Wingdings" w:hint="default"/>
+        <w:sz w:val="20"/>
+      </w:rPr>
+    </w:lvl>
+    <w:lvl w:ilvl="4" w:tentative="1">
+      <w:start w:val="1"/>
+      <w:numFmt w:val="bullet"/>
+      <w:lvlText w:val=""/>
+      <w:lvlJc w:val="left"/>
+      <w:pPr>
+        <w:tabs>
+          <w:tab w:val="num" w:pos="3600"/>
+        </w:tabs>
+        <w:ind w:left="3600" w:hanging="360"/>
+      </w:pPr>
+      <w:rPr>
+        <w:rFonts w:ascii="Wingdings" w:hAnsi="Wingdings" w:hint="default"/>
+        <w:sz w:val="20"/>
+      </w:rPr>
+    </w:lvl>
+    <w:lvl w:ilvl="5" w:tentative="1">
+      <w:start w:val="1"/>
+      <w:numFmt w:val="bullet"/>
+      <w:lvlText w:val=""/>
+      <w:lvlJc w:val="left"/>
+      <w:pPr>
+        <w:tabs>
+          <w:tab w:val="num" w:pos="4320"/>
+        </w:tabs>
+        <w:ind w:left="4320" w:hanging="360"/>
+      </w:pPr>
+      <w:rPr>
+        <w:rFonts w:ascii="Wingdings" w:hAnsi="Wingdings" w:hint="default"/>
+        <w:sz w:val="20"/>
+      </w:rPr>
+    </w:lvl>
+    <w:lvl w:ilvl="6" w:tentative="1">
+      <w:start w:val="1"/>
+      <w:numFmt w:val="bullet"/>
+      <w:lvlText w:val=""/>
+      <w:lvlJc w:val="left"/>
+      <w:pPr>
+        <w:tabs>
+          <w:tab w:val="num" w:pos="5040"/>
+        </w:tabs>
+        <w:ind w:left="5040" w:hanging="360"/>
+      </w:pPr>
+      <w:rPr>
+        <w:rFonts w:ascii="Wingdings" w:hAnsi="Wingdings" w:hint="default"/>
+        <w:sz w:val="20"/>
+      </w:rPr>
+    </w:lvl>
+    <w:lvl w:ilvl="7" w:tentative="1">
+      <w:start w:val="1"/>
+      <w:numFmt w:val="bullet"/>
+      <w:lvlText w:val=""/>
+      <w:lvlJc w:val="left"/>
+      <w:pPr>
+        <w:tabs>
+          <w:tab w:val="num" w:pos="5760"/>
+        </w:tabs>
+        <w:ind w:left="5760" w:hanging="360"/>
+      </w:pPr>
+      <w:rPr>
+        <w:rFonts w:ascii="Wingdings" w:hAnsi="Wingdings" w:hint="default"/>
+        <w:sz w:val="20"/>
+      </w:rPr>
+    </w:lvl>
+    <w:lvl w:ilvl="8" w:tentative="1">
+      <w:start w:val="1"/>
+      <w:numFmt w:val="bullet"/>
+      <w:lvlText w:val=""/>
+      <w:lvlJc w:val="left"/>
+      <w:pPr>
+        <w:tabs>
+          <w:tab w:val="num" w:pos="6480"/>
+        </w:tabs>
+        <w:ind w:left="6480" w:hanging="360"/>
+      </w:pPr>
+      <w:rPr>
+        <w:rFonts w:ascii="Wingdings" w:hAnsi="Wingdings" w:hint="default"/>
+        <w:sz w:val="20"/>
+      </w:rPr>
+    </w:lvl>
+  </w:abstractNum>
+  <w:abstractNum w:abstractNumId="7" w15:restartNumberingAfterBreak="0">
+    <w:nsid w:val="40E37C96"/>
+    <w:multiLevelType w:val="multilevel"/>
+    <w:tmpl w:val="CB807EA8"/>
+    <w:lvl w:ilvl="0">
+      <w:start w:val="1"/>
+      <w:numFmt w:val="bullet"/>
+      <w:lvlText w:val=""/>
+      <w:lvlJc w:val="left"/>
+      <w:pPr>
+        <w:tabs>
+          <w:tab w:val="num" w:pos="720"/>
+        </w:tabs>
+        <w:ind w:left="720" w:hanging="360"/>
+      </w:pPr>
+      <w:rPr>
+        <w:rFonts w:ascii="Symbol" w:hAnsi="Symbol" w:hint="default"/>
+        <w:sz w:val="20"/>
+      </w:rPr>
+    </w:lvl>
+    <w:lvl w:ilvl="1" w:tentative="1">
+      <w:start w:val="1"/>
+      <w:numFmt w:val="bullet"/>
+      <w:lvlText w:val="o"/>
+      <w:lvlJc w:val="left"/>
+      <w:pPr>
+        <w:tabs>
+          <w:tab w:val="num" w:pos="1440"/>
+        </w:tabs>
+        <w:ind w:left="1440" w:hanging="360"/>
+      </w:pPr>
+      <w:rPr>
+        <w:rFonts w:ascii="Courier New" w:hAnsi="Courier New" w:hint="default"/>
+        <w:sz w:val="20"/>
+      </w:rPr>
+    </w:lvl>
+    <w:lvl w:ilvl="2" w:tentative="1">
+      <w:start w:val="1"/>
+      <w:numFmt w:val="bullet"/>
+      <w:lvlText w:val=""/>
+      <w:lvlJc w:val="left"/>
+      <w:pPr>
+        <w:tabs>
+          <w:tab w:val="num" w:pos="2160"/>
+        </w:tabs>
+        <w:ind w:left="2160" w:hanging="360"/>
+      </w:pPr>
+      <w:rPr>
+        <w:rFonts w:ascii="Wingdings" w:hAnsi="Wingdings" w:hint="default"/>
+        <w:sz w:val="20"/>
+      </w:rPr>
+    </w:lvl>
+    <w:lvl w:ilvl="3" w:tentative="1">
+      <w:start w:val="1"/>
+      <w:numFmt w:val="bullet"/>
+      <w:lvlText w:val=""/>
+      <w:lvlJc w:val="left"/>
+      <w:pPr>
+        <w:tabs>
+          <w:tab w:val="num" w:pos="2880"/>
+        </w:tabs>
+        <w:ind w:left="2880" w:hanging="360"/>
+      </w:pPr>
+      <w:rPr>
+        <w:rFonts w:ascii="Wingdings" w:hAnsi="Wingdings" w:hint="default"/>
+        <w:sz w:val="20"/>
+      </w:rPr>
+    </w:lvl>
+    <w:lvl w:ilvl="4" w:tentative="1">
+      <w:start w:val="1"/>
+      <w:numFmt w:val="bullet"/>
+      <w:lvlText w:val=""/>
+      <w:lvlJc w:val="left"/>
+      <w:pPr>
+        <w:tabs>
+          <w:tab w:val="num" w:pos="3600"/>
+        </w:tabs>
+        <w:ind w:left="3600" w:hanging="360"/>
+      </w:pPr>
+      <w:rPr>
+        <w:rFonts w:ascii="Wingdings" w:hAnsi="Wingdings" w:hint="default"/>
+        <w:sz w:val="20"/>
+      </w:rPr>
+    </w:lvl>
+    <w:lvl w:ilvl="5" w:tentative="1">
+      <w:start w:val="1"/>
+      <w:numFmt w:val="bullet"/>
+      <w:lvlText w:val=""/>
+      <w:lvlJc w:val="left"/>
+      <w:pPr>
+        <w:tabs>
+          <w:tab w:val="num" w:pos="4320"/>
+        </w:tabs>
+        <w:ind w:left="4320" w:hanging="360"/>
+      </w:pPr>
+      <w:rPr>
+        <w:rFonts w:ascii="Wingdings" w:hAnsi="Wingdings" w:hint="default"/>
+        <w:sz w:val="20"/>
+      </w:rPr>
+    </w:lvl>
+    <w:lvl w:ilvl="6" w:tentative="1">
+      <w:start w:val="1"/>
+      <w:numFmt w:val="bullet"/>
+      <w:lvlText w:val=""/>
+      <w:lvlJc w:val="left"/>
+      <w:pPr>
+        <w:tabs>
+          <w:tab w:val="num" w:pos="5040"/>
+        </w:tabs>
+        <w:ind w:left="5040" w:hanging="360"/>
+      </w:pPr>
+      <w:rPr>
+        <w:rFonts w:ascii="Wingdings" w:hAnsi="Wingdings" w:hint="default"/>
+        <w:sz w:val="20"/>
+      </w:rPr>
+    </w:lvl>
+    <w:lvl w:ilvl="7" w:tentative="1">
+      <w:start w:val="1"/>
+      <w:numFmt w:val="bullet"/>
+      <w:lvlText w:val=""/>
+      <w:lvlJc w:val="left"/>
+      <w:pPr>
+        <w:tabs>
+          <w:tab w:val="num" w:pos="5760"/>
+        </w:tabs>
+        <w:ind w:left="5760" w:hanging="360"/>
+      </w:pPr>
+      <w:rPr>
+        <w:rFonts w:ascii="Wingdings" w:hAnsi="Wingdings" w:hint="default"/>
+        <w:sz w:val="20"/>
+      </w:rPr>
+    </w:lvl>
+    <w:lvl w:ilvl="8" w:tentative="1">
+      <w:start w:val="1"/>
+      <w:numFmt w:val="bullet"/>
+      <w:lvlText w:val=""/>
+      <w:lvlJc w:val="left"/>
+      <w:pPr>
+        <w:tabs>
+          <w:tab w:val="num" w:pos="6480"/>
+        </w:tabs>
+        <w:ind w:left="6480" w:hanging="360"/>
+      </w:pPr>
+      <w:rPr>
+        <w:rFonts w:ascii="Wingdings" w:hAnsi="Wingdings" w:hint="default"/>
+        <w:sz w:val="20"/>
+      </w:rPr>
+    </w:lvl>
+  </w:abstractNum>
+  <w:abstractNum w:abstractNumId="8" w15:restartNumberingAfterBreak="0">
+    <w:nsid w:val="44BC3245"/>
+    <w:multiLevelType w:val="multilevel"/>
+    <w:tmpl w:val="7CF09ECA"/>
+    <w:lvl w:ilvl="0">
+      <w:start w:val="1"/>
+      <w:numFmt w:val="bullet"/>
+      <w:lvlText w:val=""/>
+      <w:lvlJc w:val="left"/>
+      <w:pPr>
+        <w:tabs>
+          <w:tab w:val="num" w:pos="720"/>
+        </w:tabs>
+        <w:ind w:left="720" w:hanging="360"/>
+      </w:pPr>
+      <w:rPr>
+        <w:rFonts w:ascii="Symbol" w:hAnsi="Symbol" w:hint="default"/>
+        <w:sz w:val="20"/>
+      </w:rPr>
+    </w:lvl>
+    <w:lvl w:ilvl="1" w:tentative="1">
+      <w:start w:val="1"/>
+      <w:numFmt w:val="bullet"/>
+      <w:lvlText w:val="o"/>
+      <w:lvlJc w:val="left"/>
+      <w:pPr>
+        <w:tabs>
+          <w:tab w:val="num" w:pos="1440"/>
+        </w:tabs>
+        <w:ind w:left="1440" w:hanging="360"/>
+      </w:pPr>
+      <w:rPr>
+        <w:rFonts w:ascii="Courier New" w:hAnsi="Courier New" w:hint="default"/>
+        <w:sz w:val="20"/>
+      </w:rPr>
+    </w:lvl>
+    <w:lvl w:ilvl="2" w:tentative="1">
+      <w:start w:val="1"/>
+      <w:numFmt w:val="bullet"/>
+      <w:lvlText w:val=""/>
+      <w:lvlJc w:val="left"/>
+      <w:pPr>
+        <w:tabs>
+          <w:tab w:val="num" w:pos="2160"/>
+        </w:tabs>
+        <w:ind w:left="2160" w:hanging="360"/>
+      </w:pPr>
+      <w:rPr>
+        <w:rFonts w:ascii="Wingdings" w:hAnsi="Wingdings" w:hint="default"/>
+        <w:sz w:val="20"/>
+      </w:rPr>
+    </w:lvl>
+    <w:lvl w:ilvl="3" w:tentative="1">
+      <w:start w:val="1"/>
+      <w:numFmt w:val="bullet"/>
+      <w:lvlText w:val=""/>
+      <w:lvlJc w:val="left"/>
+      <w:pPr>
+        <w:tabs>
+          <w:tab w:val="num" w:pos="2880"/>
+        </w:tabs>
+        <w:ind w:left="2880" w:hanging="360"/>
+      </w:pPr>
+      <w:rPr>
+        <w:rFonts w:ascii="Wingdings" w:hAnsi="Wingdings" w:hint="default"/>
+        <w:sz w:val="20"/>
+      </w:rPr>
+    </w:lvl>
+    <w:lvl w:ilvl="4" w:tentative="1">
+      <w:start w:val="1"/>
+      <w:numFmt w:val="bullet"/>
+      <w:lvlText w:val=""/>
+      <w:lvlJc w:val="left"/>
+      <w:pPr>
+        <w:tabs>
+          <w:tab w:val="num" w:pos="3600"/>
+        </w:tabs>
+        <w:ind w:left="3600" w:hanging="360"/>
+      </w:pPr>
+      <w:rPr>
+        <w:rFonts w:ascii="Wingdings" w:hAnsi="Wingdings" w:hint="default"/>
+        <w:sz w:val="20"/>
+      </w:rPr>
+    </w:lvl>
+    <w:lvl w:ilvl="5" w:tentative="1">
+      <w:start w:val="1"/>
+      <w:numFmt w:val="bullet"/>
+      <w:lvlText w:val=""/>
+      <w:lvlJc w:val="left"/>
+      <w:pPr>
+        <w:tabs>
+          <w:tab w:val="num" w:pos="4320"/>
+        </w:tabs>
+        <w:ind w:left="4320" w:hanging="360"/>
+      </w:pPr>
+      <w:rPr>
+        <w:rFonts w:ascii="Wingdings" w:hAnsi="Wingdings" w:hint="default"/>
+        <w:sz w:val="20"/>
+      </w:rPr>
+    </w:lvl>
+    <w:lvl w:ilvl="6" w:tentative="1">
+      <w:start w:val="1"/>
+      <w:numFmt w:val="bullet"/>
+      <w:lvlText w:val=""/>
+      <w:lvlJc w:val="left"/>
+      <w:pPr>
+        <w:tabs>
+          <w:tab w:val="num" w:pos="5040"/>
+        </w:tabs>
+        <w:ind w:left="5040" w:hanging="360"/>
+      </w:pPr>
+      <w:rPr>
+        <w:rFonts w:ascii="Wingdings" w:hAnsi="Wingdings" w:hint="default"/>
+        <w:sz w:val="20"/>
+      </w:rPr>
+    </w:lvl>
+    <w:lvl w:ilvl="7" w:tentative="1">
+      <w:start w:val="1"/>
+      <w:numFmt w:val="bullet"/>
+      <w:lvlText w:val=""/>
+      <w:lvlJc w:val="left"/>
+      <w:pPr>
+        <w:tabs>
+          <w:tab w:val="num" w:pos="5760"/>
+        </w:tabs>
+        <w:ind w:left="5760" w:hanging="360"/>
+      </w:pPr>
+      <w:rPr>
+        <w:rFonts w:ascii="Wingdings" w:hAnsi="Wingdings" w:hint="default"/>
+        <w:sz w:val="20"/>
+      </w:rPr>
+    </w:lvl>
+    <w:lvl w:ilvl="8" w:tentative="1">
+      <w:start w:val="1"/>
+      <w:numFmt w:val="bullet"/>
+      <w:lvlText w:val=""/>
+      <w:lvlJc w:val="left"/>
+      <w:pPr>
+        <w:tabs>
+          <w:tab w:val="num" w:pos="6480"/>
+        </w:tabs>
+        <w:ind w:left="6480" w:hanging="360"/>
+      </w:pPr>
+      <w:rPr>
+        <w:rFonts w:ascii="Wingdings" w:hAnsi="Wingdings" w:hint="default"/>
+        <w:sz w:val="20"/>
+      </w:rPr>
+    </w:lvl>
+  </w:abstractNum>
+  <w:abstractNum w:abstractNumId="9" w15:restartNumberingAfterBreak="0">
     <w:nsid w:val="47EB440A"/>
     <w:multiLevelType w:val="multilevel"/>
     <w:tmpl w:val="DE7A6DF2"/>
@@ -2532,7 +6615,454 @@
       </w:rPr>
     </w:lvl>
   </w:abstractNum>
-  <w:abstractNum w:abstractNumId="4" w15:restartNumberingAfterBreak="0">
+  <w:abstractNum w:abstractNumId="10" w15:restartNumberingAfterBreak="0">
+    <w:nsid w:val="511C720D"/>
+    <w:multiLevelType w:val="multilevel"/>
+    <w:tmpl w:val="6D04C7B2"/>
+    <w:lvl w:ilvl="0">
+      <w:start w:val="1"/>
+      <w:numFmt w:val="bullet"/>
+      <w:lvlText w:val=""/>
+      <w:lvlJc w:val="left"/>
+      <w:pPr>
+        <w:tabs>
+          <w:tab w:val="num" w:pos="720"/>
+        </w:tabs>
+        <w:ind w:left="720" w:hanging="360"/>
+      </w:pPr>
+      <w:rPr>
+        <w:rFonts w:ascii="Symbol" w:hAnsi="Symbol" w:hint="default"/>
+        <w:sz w:val="20"/>
+      </w:rPr>
+    </w:lvl>
+    <w:lvl w:ilvl="1" w:tentative="1">
+      <w:start w:val="1"/>
+      <w:numFmt w:val="bullet"/>
+      <w:lvlText w:val="o"/>
+      <w:lvlJc w:val="left"/>
+      <w:pPr>
+        <w:tabs>
+          <w:tab w:val="num" w:pos="1440"/>
+        </w:tabs>
+        <w:ind w:left="1440" w:hanging="360"/>
+      </w:pPr>
+      <w:rPr>
+        <w:rFonts w:ascii="Courier New" w:hAnsi="Courier New" w:hint="default"/>
+        <w:sz w:val="20"/>
+      </w:rPr>
+    </w:lvl>
+    <w:lvl w:ilvl="2" w:tentative="1">
+      <w:start w:val="1"/>
+      <w:numFmt w:val="bullet"/>
+      <w:lvlText w:val=""/>
+      <w:lvlJc w:val="left"/>
+      <w:pPr>
+        <w:tabs>
+          <w:tab w:val="num" w:pos="2160"/>
+        </w:tabs>
+        <w:ind w:left="2160" w:hanging="360"/>
+      </w:pPr>
+      <w:rPr>
+        <w:rFonts w:ascii="Wingdings" w:hAnsi="Wingdings" w:hint="default"/>
+        <w:sz w:val="20"/>
+      </w:rPr>
+    </w:lvl>
+    <w:lvl w:ilvl="3" w:tentative="1">
+      <w:start w:val="1"/>
+      <w:numFmt w:val="bullet"/>
+      <w:lvlText w:val=""/>
+      <w:lvlJc w:val="left"/>
+      <w:pPr>
+        <w:tabs>
+          <w:tab w:val="num" w:pos="2880"/>
+        </w:tabs>
+        <w:ind w:left="2880" w:hanging="360"/>
+      </w:pPr>
+      <w:rPr>
+        <w:rFonts w:ascii="Wingdings" w:hAnsi="Wingdings" w:hint="default"/>
+        <w:sz w:val="20"/>
+      </w:rPr>
+    </w:lvl>
+    <w:lvl w:ilvl="4" w:tentative="1">
+      <w:start w:val="1"/>
+      <w:numFmt w:val="bullet"/>
+      <w:lvlText w:val=""/>
+      <w:lvlJc w:val="left"/>
+      <w:pPr>
+        <w:tabs>
+          <w:tab w:val="num" w:pos="3600"/>
+        </w:tabs>
+        <w:ind w:left="3600" w:hanging="360"/>
+      </w:pPr>
+      <w:rPr>
+        <w:rFonts w:ascii="Wingdings" w:hAnsi="Wingdings" w:hint="default"/>
+        <w:sz w:val="20"/>
+      </w:rPr>
+    </w:lvl>
+    <w:lvl w:ilvl="5" w:tentative="1">
+      <w:start w:val="1"/>
+      <w:numFmt w:val="bullet"/>
+      <w:lvlText w:val=""/>
+      <w:lvlJc w:val="left"/>
+      <w:pPr>
+        <w:tabs>
+          <w:tab w:val="num" w:pos="4320"/>
+        </w:tabs>
+        <w:ind w:left="4320" w:hanging="360"/>
+      </w:pPr>
+      <w:rPr>
+        <w:rFonts w:ascii="Wingdings" w:hAnsi="Wingdings" w:hint="default"/>
+        <w:sz w:val="20"/>
+      </w:rPr>
+    </w:lvl>
+    <w:lvl w:ilvl="6" w:tentative="1">
+      <w:start w:val="1"/>
+      <w:numFmt w:val="bullet"/>
+      <w:lvlText w:val=""/>
+      <w:lvlJc w:val="left"/>
+      <w:pPr>
+        <w:tabs>
+          <w:tab w:val="num" w:pos="5040"/>
+        </w:tabs>
+        <w:ind w:left="5040" w:hanging="360"/>
+      </w:pPr>
+      <w:rPr>
+        <w:rFonts w:ascii="Wingdings" w:hAnsi="Wingdings" w:hint="default"/>
+        <w:sz w:val="20"/>
+      </w:rPr>
+    </w:lvl>
+    <w:lvl w:ilvl="7" w:tentative="1">
+      <w:start w:val="1"/>
+      <w:numFmt w:val="bullet"/>
+      <w:lvlText w:val=""/>
+      <w:lvlJc w:val="left"/>
+      <w:pPr>
+        <w:tabs>
+          <w:tab w:val="num" w:pos="5760"/>
+        </w:tabs>
+        <w:ind w:left="5760" w:hanging="360"/>
+      </w:pPr>
+      <w:rPr>
+        <w:rFonts w:ascii="Wingdings" w:hAnsi="Wingdings" w:hint="default"/>
+        <w:sz w:val="20"/>
+      </w:rPr>
+    </w:lvl>
+    <w:lvl w:ilvl="8" w:tentative="1">
+      <w:start w:val="1"/>
+      <w:numFmt w:val="bullet"/>
+      <w:lvlText w:val=""/>
+      <w:lvlJc w:val="left"/>
+      <w:pPr>
+        <w:tabs>
+          <w:tab w:val="num" w:pos="6480"/>
+        </w:tabs>
+        <w:ind w:left="6480" w:hanging="360"/>
+      </w:pPr>
+      <w:rPr>
+        <w:rFonts w:ascii="Wingdings" w:hAnsi="Wingdings" w:hint="default"/>
+        <w:sz w:val="20"/>
+      </w:rPr>
+    </w:lvl>
+  </w:abstractNum>
+  <w:abstractNum w:abstractNumId="11" w15:restartNumberingAfterBreak="0">
+    <w:nsid w:val="53594052"/>
+    <w:multiLevelType w:val="multilevel"/>
+    <w:tmpl w:val="84AEA3AE"/>
+    <w:lvl w:ilvl="0">
+      <w:start w:val="1"/>
+      <w:numFmt w:val="bullet"/>
+      <w:lvlText w:val=""/>
+      <w:lvlJc w:val="left"/>
+      <w:pPr>
+        <w:tabs>
+          <w:tab w:val="num" w:pos="720"/>
+        </w:tabs>
+        <w:ind w:left="720" w:hanging="360"/>
+      </w:pPr>
+      <w:rPr>
+        <w:rFonts w:ascii="Symbol" w:hAnsi="Symbol" w:hint="default"/>
+        <w:sz w:val="20"/>
+      </w:rPr>
+    </w:lvl>
+    <w:lvl w:ilvl="1" w:tentative="1">
+      <w:start w:val="1"/>
+      <w:numFmt w:val="bullet"/>
+      <w:lvlText w:val="o"/>
+      <w:lvlJc w:val="left"/>
+      <w:pPr>
+        <w:tabs>
+          <w:tab w:val="num" w:pos="1440"/>
+        </w:tabs>
+        <w:ind w:left="1440" w:hanging="360"/>
+      </w:pPr>
+      <w:rPr>
+        <w:rFonts w:ascii="Courier New" w:hAnsi="Courier New" w:hint="default"/>
+        <w:sz w:val="20"/>
+      </w:rPr>
+    </w:lvl>
+    <w:lvl w:ilvl="2" w:tentative="1">
+      <w:start w:val="1"/>
+      <w:numFmt w:val="bullet"/>
+      <w:lvlText w:val=""/>
+      <w:lvlJc w:val="left"/>
+      <w:pPr>
+        <w:tabs>
+          <w:tab w:val="num" w:pos="2160"/>
+        </w:tabs>
+        <w:ind w:left="2160" w:hanging="360"/>
+      </w:pPr>
+      <w:rPr>
+        <w:rFonts w:ascii="Wingdings" w:hAnsi="Wingdings" w:hint="default"/>
+        <w:sz w:val="20"/>
+      </w:rPr>
+    </w:lvl>
+    <w:lvl w:ilvl="3" w:tentative="1">
+      <w:start w:val="1"/>
+      <w:numFmt w:val="bullet"/>
+      <w:lvlText w:val=""/>
+      <w:lvlJc w:val="left"/>
+      <w:pPr>
+        <w:tabs>
+          <w:tab w:val="num" w:pos="2880"/>
+        </w:tabs>
+        <w:ind w:left="2880" w:hanging="360"/>
+      </w:pPr>
+      <w:rPr>
+        <w:rFonts w:ascii="Wingdings" w:hAnsi="Wingdings" w:hint="default"/>
+        <w:sz w:val="20"/>
+      </w:rPr>
+    </w:lvl>
+    <w:lvl w:ilvl="4" w:tentative="1">
+      <w:start w:val="1"/>
+      <w:numFmt w:val="bullet"/>
+      <w:lvlText w:val=""/>
+      <w:lvlJc w:val="left"/>
+      <w:pPr>
+        <w:tabs>
+          <w:tab w:val="num" w:pos="3600"/>
+        </w:tabs>
+        <w:ind w:left="3600" w:hanging="360"/>
+      </w:pPr>
+      <w:rPr>
+        <w:rFonts w:ascii="Wingdings" w:hAnsi="Wingdings" w:hint="default"/>
+        <w:sz w:val="20"/>
+      </w:rPr>
+    </w:lvl>
+    <w:lvl w:ilvl="5" w:tentative="1">
+      <w:start w:val="1"/>
+      <w:numFmt w:val="bullet"/>
+      <w:lvlText w:val=""/>
+      <w:lvlJc w:val="left"/>
+      <w:pPr>
+        <w:tabs>
+          <w:tab w:val="num" w:pos="4320"/>
+        </w:tabs>
+        <w:ind w:left="4320" w:hanging="360"/>
+      </w:pPr>
+      <w:rPr>
+        <w:rFonts w:ascii="Wingdings" w:hAnsi="Wingdings" w:hint="default"/>
+        <w:sz w:val="20"/>
+      </w:rPr>
+    </w:lvl>
+    <w:lvl w:ilvl="6" w:tentative="1">
+      <w:start w:val="1"/>
+      <w:numFmt w:val="bullet"/>
+      <w:lvlText w:val=""/>
+      <w:lvlJc w:val="left"/>
+      <w:pPr>
+        <w:tabs>
+          <w:tab w:val="num" w:pos="5040"/>
+        </w:tabs>
+        <w:ind w:left="5040" w:hanging="360"/>
+      </w:pPr>
+      <w:rPr>
+        <w:rFonts w:ascii="Wingdings" w:hAnsi="Wingdings" w:hint="default"/>
+        <w:sz w:val="20"/>
+      </w:rPr>
+    </w:lvl>
+    <w:lvl w:ilvl="7" w:tentative="1">
+      <w:start w:val="1"/>
+      <w:numFmt w:val="bullet"/>
+      <w:lvlText w:val=""/>
+      <w:lvlJc w:val="left"/>
+      <w:pPr>
+        <w:tabs>
+          <w:tab w:val="num" w:pos="5760"/>
+        </w:tabs>
+        <w:ind w:left="5760" w:hanging="360"/>
+      </w:pPr>
+      <w:rPr>
+        <w:rFonts w:ascii="Wingdings" w:hAnsi="Wingdings" w:hint="default"/>
+        <w:sz w:val="20"/>
+      </w:rPr>
+    </w:lvl>
+    <w:lvl w:ilvl="8" w:tentative="1">
+      <w:start w:val="1"/>
+      <w:numFmt w:val="bullet"/>
+      <w:lvlText w:val=""/>
+      <w:lvlJc w:val="left"/>
+      <w:pPr>
+        <w:tabs>
+          <w:tab w:val="num" w:pos="6480"/>
+        </w:tabs>
+        <w:ind w:left="6480" w:hanging="360"/>
+      </w:pPr>
+      <w:rPr>
+        <w:rFonts w:ascii="Wingdings" w:hAnsi="Wingdings" w:hint="default"/>
+        <w:sz w:val="20"/>
+      </w:rPr>
+    </w:lvl>
+  </w:abstractNum>
+  <w:abstractNum w:abstractNumId="12" w15:restartNumberingAfterBreak="0">
+    <w:nsid w:val="598F13F8"/>
+    <w:multiLevelType w:val="multilevel"/>
+    <w:tmpl w:val="8D7C729A"/>
+    <w:lvl w:ilvl="0">
+      <w:start w:val="1"/>
+      <w:numFmt w:val="bullet"/>
+      <w:lvlText w:val=""/>
+      <w:lvlJc w:val="left"/>
+      <w:pPr>
+        <w:tabs>
+          <w:tab w:val="num" w:pos="720"/>
+        </w:tabs>
+        <w:ind w:left="720" w:hanging="360"/>
+      </w:pPr>
+      <w:rPr>
+        <w:rFonts w:ascii="Symbol" w:hAnsi="Symbol" w:hint="default"/>
+        <w:sz w:val="20"/>
+      </w:rPr>
+    </w:lvl>
+    <w:lvl w:ilvl="1" w:tentative="1">
+      <w:start w:val="1"/>
+      <w:numFmt w:val="bullet"/>
+      <w:lvlText w:val="o"/>
+      <w:lvlJc w:val="left"/>
+      <w:pPr>
+        <w:tabs>
+          <w:tab w:val="num" w:pos="1440"/>
+        </w:tabs>
+        <w:ind w:left="1440" w:hanging="360"/>
+      </w:pPr>
+      <w:rPr>
+        <w:rFonts w:ascii="Courier New" w:hAnsi="Courier New" w:hint="default"/>
+        <w:sz w:val="20"/>
+      </w:rPr>
+    </w:lvl>
+    <w:lvl w:ilvl="2" w:tentative="1">
+      <w:start w:val="1"/>
+      <w:numFmt w:val="bullet"/>
+      <w:lvlText w:val=""/>
+      <w:lvlJc w:val="left"/>
+      <w:pPr>
+        <w:tabs>
+          <w:tab w:val="num" w:pos="2160"/>
+        </w:tabs>
+        <w:ind w:left="2160" w:hanging="360"/>
+      </w:pPr>
+      <w:rPr>
+        <w:rFonts w:ascii="Wingdings" w:hAnsi="Wingdings" w:hint="default"/>
+        <w:sz w:val="20"/>
+      </w:rPr>
+    </w:lvl>
+    <w:lvl w:ilvl="3" w:tentative="1">
+      <w:start w:val="1"/>
+      <w:numFmt w:val="bullet"/>
+      <w:lvlText w:val=""/>
+      <w:lvlJc w:val="left"/>
+      <w:pPr>
+        <w:tabs>
+          <w:tab w:val="num" w:pos="2880"/>
+        </w:tabs>
+        <w:ind w:left="2880" w:hanging="360"/>
+      </w:pPr>
+      <w:rPr>
+        <w:rFonts w:ascii="Wingdings" w:hAnsi="Wingdings" w:hint="default"/>
+        <w:sz w:val="20"/>
+      </w:rPr>
+    </w:lvl>
+    <w:lvl w:ilvl="4" w:tentative="1">
+      <w:start w:val="1"/>
+      <w:numFmt w:val="bullet"/>
+      <w:lvlText w:val=""/>
+      <w:lvlJc w:val="left"/>
+      <w:pPr>
+        <w:tabs>
+          <w:tab w:val="num" w:pos="3600"/>
+        </w:tabs>
+        <w:ind w:left="3600" w:hanging="360"/>
+      </w:pPr>
+      <w:rPr>
+        <w:rFonts w:ascii="Wingdings" w:hAnsi="Wingdings" w:hint="default"/>
+        <w:sz w:val="20"/>
+      </w:rPr>
+    </w:lvl>
+    <w:lvl w:ilvl="5" w:tentative="1">
+      <w:start w:val="1"/>
+      <w:numFmt w:val="bullet"/>
+      <w:lvlText w:val=""/>
+      <w:lvlJc w:val="left"/>
+      <w:pPr>
+        <w:tabs>
+          <w:tab w:val="num" w:pos="4320"/>
+        </w:tabs>
+        <w:ind w:left="4320" w:hanging="360"/>
+      </w:pPr>
+      <w:rPr>
+        <w:rFonts w:ascii="Wingdings" w:hAnsi="Wingdings" w:hint="default"/>
+        <w:sz w:val="20"/>
+      </w:rPr>
+    </w:lvl>
+    <w:lvl w:ilvl="6" w:tentative="1">
+      <w:start w:val="1"/>
+      <w:numFmt w:val="bullet"/>
+      <w:lvlText w:val=""/>
+      <w:lvlJc w:val="left"/>
+      <w:pPr>
+        <w:tabs>
+          <w:tab w:val="num" w:pos="5040"/>
+        </w:tabs>
+        <w:ind w:left="5040" w:hanging="360"/>
+      </w:pPr>
+      <w:rPr>
+        <w:rFonts w:ascii="Wingdings" w:hAnsi="Wingdings" w:hint="default"/>
+        <w:sz w:val="20"/>
+      </w:rPr>
+    </w:lvl>
+    <w:lvl w:ilvl="7" w:tentative="1">
+      <w:start w:val="1"/>
+      <w:numFmt w:val="bullet"/>
+      <w:lvlText w:val=""/>
+      <w:lvlJc w:val="left"/>
+      <w:pPr>
+        <w:tabs>
+          <w:tab w:val="num" w:pos="5760"/>
+        </w:tabs>
+        <w:ind w:left="5760" w:hanging="360"/>
+      </w:pPr>
+      <w:rPr>
+        <w:rFonts w:ascii="Wingdings" w:hAnsi="Wingdings" w:hint="default"/>
+        <w:sz w:val="20"/>
+      </w:rPr>
+    </w:lvl>
+    <w:lvl w:ilvl="8" w:tentative="1">
+      <w:start w:val="1"/>
+      <w:numFmt w:val="bullet"/>
+      <w:lvlText w:val=""/>
+      <w:lvlJc w:val="left"/>
+      <w:pPr>
+        <w:tabs>
+          <w:tab w:val="num" w:pos="6480"/>
+        </w:tabs>
+        <w:ind w:left="6480" w:hanging="360"/>
+      </w:pPr>
+      <w:rPr>
+        <w:rFonts w:ascii="Wingdings" w:hAnsi="Wingdings" w:hint="default"/>
+        <w:sz w:val="20"/>
+      </w:rPr>
+    </w:lvl>
+  </w:abstractNum>
+  <w:abstractNum w:abstractNumId="13" w15:restartNumberingAfterBreak="0">
     <w:nsid w:val="5E257ED0"/>
     <w:multiLevelType w:val="multilevel"/>
     <w:tmpl w:val="86060ED8"/>
@@ -2681,7 +7211,7 @@
       </w:rPr>
     </w:lvl>
   </w:abstractNum>
-  <w:abstractNum w:abstractNumId="5" w15:restartNumberingAfterBreak="0">
+  <w:abstractNum w:abstractNumId="14" w15:restartNumberingAfterBreak="0">
     <w:nsid w:val="5FC30BAE"/>
     <w:multiLevelType w:val="multilevel"/>
     <w:tmpl w:val="7AF0A82C"/>
@@ -2830,7 +7360,7 @@
       </w:rPr>
     </w:lvl>
   </w:abstractNum>
-  <w:abstractNum w:abstractNumId="6" w15:restartNumberingAfterBreak="0">
+  <w:abstractNum w:abstractNumId="15" w15:restartNumberingAfterBreak="0">
     <w:nsid w:val="77775168"/>
     <w:multiLevelType w:val="multilevel"/>
     <w:tmpl w:val="74FAFA60"/>
@@ -2979,7 +7509,7 @@
       </w:rPr>
     </w:lvl>
   </w:abstractNum>
-  <w:abstractNum w:abstractNumId="7" w15:restartNumberingAfterBreak="0">
+  <w:abstractNum w:abstractNumId="16" w15:restartNumberingAfterBreak="0">
     <w:nsid w:val="78DD7894"/>
     <w:multiLevelType w:val="multilevel"/>
     <w:tmpl w:val="2B0E15EC"/>
@@ -3128,7 +7658,7 @@
       </w:rPr>
     </w:lvl>
   </w:abstractNum>
-  <w:abstractNum w:abstractNumId="8" w15:restartNumberingAfterBreak="0">
+  <w:abstractNum w:abstractNumId="17" w15:restartNumberingAfterBreak="0">
     <w:nsid w:val="7CB21AAC"/>
     <w:multiLevelType w:val="multilevel"/>
     <w:tmpl w:val="CBCE56E6"/>
@@ -3278,30 +7808,57 @@
     </w:lvl>
   </w:abstractNum>
   <w:num w:numId="1" w16cid:durableId="174811759">
+    <w:abstractNumId w:val="17"/>
+  </w:num>
+  <w:num w:numId="2" w16cid:durableId="854078331">
+    <w:abstractNumId w:val="16"/>
+  </w:num>
+  <w:num w:numId="3" w16cid:durableId="309021125">
+    <w:abstractNumId w:val="3"/>
+  </w:num>
+  <w:num w:numId="4" w16cid:durableId="236326014">
+    <w:abstractNumId w:val="14"/>
+  </w:num>
+  <w:num w:numId="5" w16cid:durableId="1743135150">
+    <w:abstractNumId w:val="13"/>
+  </w:num>
+  <w:num w:numId="6" w16cid:durableId="892427353">
+    <w:abstractNumId w:val="9"/>
+  </w:num>
+  <w:num w:numId="7" w16cid:durableId="1368457265">
+    <w:abstractNumId w:val="1"/>
+  </w:num>
+  <w:num w:numId="8" w16cid:durableId="2042002932">
+    <w:abstractNumId w:val="15"/>
+  </w:num>
+  <w:num w:numId="9" w16cid:durableId="341784061">
+    <w:abstractNumId w:val="5"/>
+  </w:num>
+  <w:num w:numId="10" w16cid:durableId="216205334">
+    <w:abstractNumId w:val="12"/>
+  </w:num>
+  <w:num w:numId="11" w16cid:durableId="1940865069">
+    <w:abstractNumId w:val="11"/>
+  </w:num>
+  <w:num w:numId="12" w16cid:durableId="1226643879">
+    <w:abstractNumId w:val="4"/>
+  </w:num>
+  <w:num w:numId="13" w16cid:durableId="581719997">
     <w:abstractNumId w:val="8"/>
   </w:num>
-  <w:num w:numId="2" w16cid:durableId="854078331">
+  <w:num w:numId="14" w16cid:durableId="1918899910">
+    <w:abstractNumId w:val="6"/>
+  </w:num>
+  <w:num w:numId="15" w16cid:durableId="1341541615">
+    <w:abstractNumId w:val="10"/>
+  </w:num>
+  <w:num w:numId="16" w16cid:durableId="1043795840">
     <w:abstractNumId w:val="7"/>
   </w:num>
-  <w:num w:numId="3" w16cid:durableId="309021125">
-    <w:abstractNumId w:val="1"/>
-  </w:num>
-  <w:num w:numId="4" w16cid:durableId="236326014">
-    <w:abstractNumId w:val="5"/>
-  </w:num>
-  <w:num w:numId="5" w16cid:durableId="1743135150">
-    <w:abstractNumId w:val="4"/>
-  </w:num>
-  <w:num w:numId="6" w16cid:durableId="892427353">
-    <w:abstractNumId w:val="3"/>
-  </w:num>
-  <w:num w:numId="7" w16cid:durableId="1368457265">
+  <w:num w:numId="17" w16cid:durableId="1389262386">
     <w:abstractNumId w:val="0"/>
   </w:num>
-  <w:num w:numId="8" w16cid:durableId="2042002932">
-    <w:abstractNumId w:val="6"/>
-  </w:num>
-  <w:num w:numId="9" w16cid:durableId="341784061">
+  <w:num w:numId="18" w16cid:durableId="457188984">
     <w:abstractNumId w:val="2"/>
   </w:num>
 </w:numbering>
@@ -3910,7 +8467,6 @@
   <w:style w:type="character" w:default="1" w:styleId="Absatz-Standardschriftart">
     <w:name w:val="Default Paragraph Font"/>
     <w:uiPriority w:val="1"/>
-    <w:semiHidden/>
     <w:unhideWhenUsed/>
   </w:style>
   <w:style w:type="table" w:default="1" w:styleId="NormaleTabelle">
